--- a/Подготовка к экзамену/1 вопрос. Теория.docx
+++ b/Подготовка к экзамену/1 вопрос. Теория.docx
@@ -4,6 +4,8 @@
   <w:body>
     <w:p>
       <w:pPr>
+        <w:spacing w:after="0"/>
+        <w:jc w:val="both"/>
         <w:rPr>
           <w:b/>
           <w:sz w:val="28"/>
@@ -50,6 +52,8 @@
           <w:ilvl w:val="0"/>
           <w:numId w:val="1"/>
         </w:numPr>
+        <w:spacing w:after="0"/>
+        <w:jc w:val="both"/>
         <w:rPr>
           <w:b/>
           <w:bCs/>
@@ -66,57 +70,262 @@
     <w:p>
       <w:pPr>
         <w:pStyle w:val="a7"/>
-      </w:pPr>
-      <w:r>
-        <w:t>Д</w:t>
-      </w:r>
-      <w:r>
-        <w:t xml:space="preserve">инамическое программирование </w:t>
-      </w:r>
+        <w:spacing w:after="0"/>
+        <w:jc w:val="both"/>
+      </w:pPr>
+      <w:r>
+        <w:t>Динамическое программирование (ДП) — это способ решения сложных задач путём разбиения их на более простые подзадачи. Решение большой задачи строится на основе решений этих подзадач.</w:t>
+      </w:r>
+    </w:p>
+    <w:p>
+      <w:pPr>
+        <w:pStyle w:val="a7"/>
+        <w:spacing w:after="0"/>
+        <w:jc w:val="both"/>
+      </w:pPr>
+    </w:p>
+    <w:p>
+      <w:pPr>
+        <w:pStyle w:val="a7"/>
+        <w:spacing w:after="0"/>
+        <w:ind w:left="1416"/>
+        <w:jc w:val="both"/>
+      </w:pPr>
+      <w:r>
+        <w:rPr>
+          <w:highlight w:val="yellow"/>
+        </w:rPr>
+        <w:t xml:space="preserve">«Динамическое программирование - это класс алгоритмов, в которых большая задача (в нашем случае -посчитать </w:t>
+      </w:r>
+      <w:proofErr w:type="spellStart"/>
       <w:proofErr w:type="gramStart"/>
       <w:r>
-        <w:t>- это</w:t>
+        <w:rPr>
+          <w:highlight w:val="yellow"/>
+        </w:rPr>
+        <w:t>fib</w:t>
+      </w:r>
+      <w:proofErr w:type="spellEnd"/>
+      <w:r>
+        <w:rPr>
+          <w:highlight w:val="yellow"/>
+        </w:rPr>
+        <w:t>(</w:t>
       </w:r>
       <w:proofErr w:type="gramEnd"/>
       <w:r>
-        <w:t xml:space="preserve"> система решения заданий, которая предполагает, что большая проблема будет разбита на более мелкие задачи, которые более понятные в решении (способ решения сложных задач путём разбиения их на более простые подзадачи).</w:t>
-      </w:r>
-    </w:p>
-    <w:p>
-      <w:pPr>
-        <w:pStyle w:val="a7"/>
-      </w:pPr>
-    </w:p>
-    <w:p>
-      <w:pPr>
-        <w:pStyle w:val="a7"/>
-      </w:pPr>
-      <w:r>
-        <w:t xml:space="preserve">Динамическое программирование </w:t>
-      </w:r>
-      <w:r>
-        <w:t xml:space="preserve">– </w:t>
-      </w:r>
-      <w:r>
-        <w:t>это особый подход к решению задач. Не существует какого-то единого определения динамическому программированию, но все-таки попробуем её сформировать. Идея заключается в том, что оптимальное решение зачастую можно найти, рассмотрев все возможные пути решения задачи, и выбрать среди них лучшее.</w:t>
-      </w:r>
-    </w:p>
-    <w:p>
-      <w:pPr>
-        <w:pStyle w:val="a7"/>
-      </w:pPr>
-    </w:p>
-    <w:p>
-      <w:pPr>
-        <w:pStyle w:val="a7"/>
-      </w:pPr>
-      <w:r>
-        <w:t>Магия динамического программирования заключается в умном обращении с решениями подзадач. «Умный» в этом контексте значит «не решающий одну и ту же подзадачу дважды». Для этого решения мелких подзадач должны где-то сохраняться. Для многих реальных алгоритмов динамического программирования этой структурой данных является таблица.</w:t>
-      </w:r>
-    </w:p>
-    <w:p>
-      <w:pPr>
-        <w:pStyle w:val="a7"/>
+        <w:rPr>
+          <w:highlight w:val="yellow"/>
+        </w:rPr>
+        <w:t>40)) сводится к решению малых подзадач (</w:t>
+      </w:r>
+      <w:proofErr w:type="spellStart"/>
+      <w:r>
+        <w:rPr>
+          <w:highlight w:val="yellow"/>
+        </w:rPr>
+        <w:t>fib</w:t>
+      </w:r>
+      <w:proofErr w:type="spellEnd"/>
+      <w:r>
+        <w:rPr>
+          <w:highlight w:val="yellow"/>
+        </w:rPr>
+        <w:t xml:space="preserve">(39) и </w:t>
+      </w:r>
+      <w:proofErr w:type="spellStart"/>
+      <w:r>
+        <w:rPr>
+          <w:highlight w:val="yellow"/>
+        </w:rPr>
+        <w:t>fib</w:t>
+      </w:r>
+      <w:proofErr w:type="spellEnd"/>
+      <w:r>
+        <w:rPr>
+          <w:highlight w:val="yellow"/>
+        </w:rPr>
+        <w:t xml:space="preserve">(38)). Причем эти подзадачи решаются аналогично большой задаче. </w:t>
+      </w:r>
+    </w:p>
+    <w:p>
+      <w:pPr>
+        <w:pStyle w:val="a7"/>
+        <w:spacing w:after="0"/>
+        <w:ind w:left="1416"/>
+        <w:jc w:val="both"/>
+      </w:pPr>
+      <w:r>
+        <w:rPr>
+          <w:highlight w:val="yellow"/>
+        </w:rPr>
+        <w:t>Динамическое программирование как класс задач были придуманы математиками в то время,</w:t>
+      </w:r>
+      <w:r>
+        <w:rPr>
+          <w:highlight w:val="yellow"/>
+        </w:rPr>
+        <w:t xml:space="preserve"> </w:t>
+      </w:r>
+      <w:r>
+        <w:rPr>
+          <w:highlight w:val="yellow"/>
+        </w:rPr>
+        <w:t>когда программирования ещё не было. В основе методов лежит строгая математика со своей теорией</w:t>
+      </w:r>
+      <w:r>
+        <w:t>.</w:t>
+      </w:r>
+    </w:p>
+    <w:p>
+      <w:pPr>
+        <w:pStyle w:val="a7"/>
+        <w:spacing w:after="0"/>
+        <w:ind w:left="1416"/>
+        <w:jc w:val="both"/>
+      </w:pPr>
+    </w:p>
+    <w:p>
+      <w:pPr>
+        <w:pStyle w:val="a7"/>
+        <w:spacing w:after="0"/>
+        <w:jc w:val="both"/>
+      </w:pPr>
+      <w:r>
+        <w:t xml:space="preserve">Главная идея — не решать одну и ту же подзадачу несколько раз. Для этого результаты уже решённых подзадач сохраняются (обычно в таблице или словаре) и затем </w:t>
+      </w:r>
+      <w:proofErr w:type="spellStart"/>
+      <w:r>
+        <w:t>переиспользуются</w:t>
+      </w:r>
+      <w:proofErr w:type="spellEnd"/>
+      <w:r>
+        <w:t>. Это значительно ускоряет вычисления.</w:t>
+      </w:r>
+    </w:p>
+    <w:p>
+      <w:pPr>
+        <w:pStyle w:val="a7"/>
+        <w:spacing w:after="0"/>
+        <w:jc w:val="both"/>
+      </w:pPr>
+      <w:r>
+        <w:t>Основные принципы ДП:</w:t>
+      </w:r>
+    </w:p>
+    <w:p>
+      <w:pPr>
+        <w:pStyle w:val="a7"/>
+        <w:numPr>
+          <w:ilvl w:val="0"/>
+          <w:numId w:val="3"/>
+        </w:numPr>
+        <w:tabs>
+          <w:tab w:val="clear" w:pos="720"/>
+          <w:tab w:val="num" w:pos="1068"/>
+        </w:tabs>
+        <w:spacing w:after="0"/>
+        <w:ind w:left="1068"/>
+        <w:jc w:val="both"/>
+      </w:pPr>
+      <w:proofErr w:type="spellStart"/>
+      <w:r>
+        <w:rPr>
+          <w:b/>
+          <w:bCs/>
+        </w:rPr>
+        <w:t>Переиспользование</w:t>
+      </w:r>
+      <w:proofErr w:type="spellEnd"/>
+      <w:r>
+        <w:rPr>
+          <w:b/>
+          <w:bCs/>
+        </w:rPr>
+        <w:t xml:space="preserve"> решений подзадач</w:t>
+      </w:r>
+      <w:r>
+        <w:t> — решение большой задачи строится из решений меньших.</w:t>
+      </w:r>
+    </w:p>
+    <w:p>
+      <w:pPr>
+        <w:pStyle w:val="a7"/>
+        <w:numPr>
+          <w:ilvl w:val="0"/>
+          <w:numId w:val="3"/>
+        </w:numPr>
+        <w:tabs>
+          <w:tab w:val="clear" w:pos="720"/>
+          <w:tab w:val="num" w:pos="1068"/>
+        </w:tabs>
+        <w:spacing w:after="0"/>
+        <w:ind w:left="1068"/>
+        <w:jc w:val="both"/>
+      </w:pPr>
+      <w:proofErr w:type="spellStart"/>
+      <w:r>
+        <w:rPr>
+          <w:b/>
+          <w:bCs/>
+        </w:rPr>
+        <w:t>Мемоизация</w:t>
+      </w:r>
+      <w:proofErr w:type="spellEnd"/>
+      <w:r>
+        <w:t> — сохранение результатов рекурсивных вызовов, чтобы не выполнять повторные вычисления.</w:t>
+      </w:r>
+    </w:p>
+    <w:p>
+      <w:pPr>
+        <w:pStyle w:val="a7"/>
+        <w:numPr>
+          <w:ilvl w:val="0"/>
+          <w:numId w:val="3"/>
+        </w:numPr>
+        <w:tabs>
+          <w:tab w:val="clear" w:pos="720"/>
+          <w:tab w:val="num" w:pos="1068"/>
+        </w:tabs>
+        <w:spacing w:after="0"/>
+        <w:ind w:left="1068"/>
+        <w:jc w:val="both"/>
+      </w:pPr>
+      <w:r>
+        <w:rPr>
+          <w:b/>
+          <w:bCs/>
+        </w:rPr>
+        <w:t>Табуляция</w:t>
+      </w:r>
+      <w:r>
+        <w:t> — построение решения «снизу вверх»: сначала решаются самые простые подзадачи, затем более сложные.</w:t>
+      </w:r>
+    </w:p>
+    <w:p>
+      <w:pPr>
+        <w:pStyle w:val="a7"/>
+        <w:spacing w:after="0"/>
+        <w:ind w:left="1068"/>
+        <w:jc w:val="both"/>
+      </w:pPr>
+      <w:r>
+        <w:t xml:space="preserve">В Python динамическое программирование чаще всего реализуется с помощью рекурсии, </w:t>
+      </w:r>
+      <w:proofErr w:type="spellStart"/>
+      <w:r>
+        <w:t>мемоизации</w:t>
+      </w:r>
+      <w:proofErr w:type="spellEnd"/>
+      <w:r>
+        <w:t xml:space="preserve"> и табуляции.</w:t>
+      </w:r>
+    </w:p>
+    <w:p>
+      <w:pPr>
+        <w:pStyle w:val="a7"/>
+        <w:spacing w:after="0"/>
+        <w:jc w:val="both"/>
       </w:pPr>
     </w:p>
     <w:p>
@@ -126,6 +335,8 @@
           <w:ilvl w:val="0"/>
           <w:numId w:val="1"/>
         </w:numPr>
+        <w:spacing w:after="0"/>
+        <w:jc w:val="both"/>
         <w:rPr>
           <w:b/>
           <w:bCs/>
@@ -142,62 +353,166 @@
     <w:p>
       <w:pPr>
         <w:pStyle w:val="a7"/>
-      </w:pPr>
-      <w:r>
-        <w:t>Ж</w:t>
-      </w:r>
-      <w:r>
-        <w:t>адный алгоритм (</w:t>
-      </w:r>
-      <w:proofErr w:type="spellStart"/>
-      <w:r>
-        <w:t>greedy</w:t>
-      </w:r>
-      <w:proofErr w:type="spellEnd"/>
+        <w:spacing w:after="0"/>
+        <w:jc w:val="both"/>
+      </w:pPr>
+      <w:r>
+        <w:t>Жадный алгоритм — это способ решения задачи, при котором на каждом шаге выбирается самое выгодное (лучшее на данный момент) решение, без учёта будущих последствий.</w:t>
+      </w:r>
+    </w:p>
+    <w:p>
+      <w:pPr>
+        <w:pStyle w:val="a7"/>
+        <w:spacing w:after="0"/>
+        <w:ind w:left="1416"/>
+        <w:jc w:val="both"/>
+      </w:pPr>
+      <w:r>
+        <w:t>Идея простая:</w:t>
+      </w:r>
+    </w:p>
+    <w:p>
+      <w:pPr>
+        <w:pStyle w:val="a7"/>
+        <w:spacing w:after="0"/>
+        <w:ind w:left="1416"/>
+        <w:jc w:val="both"/>
+      </w:pPr>
+      <w:r>
+        <w:t>Мы делаем локально оптимальный выбор в надежде, что он приведёт к глобально оптимальному результату.</w:t>
+      </w:r>
       <w:r>
         <w:t xml:space="preserve"> </w:t>
       </w:r>
-      <w:proofErr w:type="spellStart"/>
-      <w:r>
-        <w:t>algorithm</w:t>
-      </w:r>
-      <w:proofErr w:type="spellEnd"/>
-      <w:r>
-        <w:t>) — это алгоритм, который на каждом шагу делает локально наилучший выбор в надежде, что итоговое решение будет оптимальным.</w:t>
-      </w:r>
-    </w:p>
-    <w:p>
-      <w:pPr>
-        <w:pStyle w:val="a7"/>
-      </w:pPr>
-      <w:r>
-        <w:t xml:space="preserve">К примеру, алгоритм </w:t>
-      </w:r>
-      <w:proofErr w:type="spellStart"/>
-      <w:r>
-        <w:t>Дейкстры</w:t>
-      </w:r>
-      <w:proofErr w:type="spellEnd"/>
-      <w:r>
-        <w:t xml:space="preserve"> нахождения кратчайшего пути в графе вполне себе жадный, потому что мы на каждом шагу ищем вершину с наименьшим весом, в которой мы еще не бывали, после чего обновляем значения других вершин. При этом можно доказать, что кратчайшие пути, найденные в вершинах, являются оптимальными.</w:t>
-      </w:r>
-    </w:p>
-    <w:p>
-      <w:pPr>
-        <w:pStyle w:val="a7"/>
-      </w:pPr>
-    </w:p>
-    <w:p>
-      <w:pPr>
-        <w:pStyle w:val="a7"/>
-      </w:pPr>
-      <w:r>
-        <w:t>К слову, алгоритм Флойда, который тоже ищет кратчайшие пути в графе (правда, между всеми вершинами), не является примером жадного алгоритма. Флойд демонстрирует другой метод — метод динамического программирования.</w:t>
-      </w:r>
-    </w:p>
-    <w:p>
-      <w:pPr>
-        <w:pStyle w:val="a7"/>
+    </w:p>
+    <w:p>
+      <w:pPr>
+        <w:pStyle w:val="a7"/>
+        <w:spacing w:after="0"/>
+        <w:jc w:val="both"/>
+      </w:pPr>
+      <w:r>
+        <w:t>Общего критерия оценки применимости жадного алгоритма для решения конкретной задачи не существует, однако для задач, решаемых жадными алгоритмами, характерны две особенности: во-первых, к ним применим </w:t>
+      </w:r>
+      <w:r>
+        <w:rPr>
+          <w:i/>
+          <w:iCs/>
+        </w:rPr>
+        <w:t>Принцип жадного выбора</w:t>
+      </w:r>
+      <w:r>
+        <w:t>, а во-вторых, они обладают свойством </w:t>
+      </w:r>
+      <w:r>
+        <w:rPr>
+          <w:i/>
+          <w:iCs/>
+        </w:rPr>
+        <w:t>Оптимальности для подзадач</w:t>
+      </w:r>
+      <w:r>
+        <w:t>.</w:t>
+      </w:r>
+    </w:p>
+    <w:p>
+      <w:pPr>
+        <w:pStyle w:val="a7"/>
+        <w:spacing w:after="0"/>
+        <w:jc w:val="both"/>
+        <w:rPr>
+          <w:b/>
+          <w:bCs/>
+          <w:lang w:val="en-US"/>
+        </w:rPr>
+      </w:pPr>
+    </w:p>
+    <w:p>
+      <w:pPr>
+        <w:pStyle w:val="a7"/>
+        <w:spacing w:after="0"/>
+        <w:jc w:val="both"/>
+        <w:rPr>
+          <w:b/>
+          <w:bCs/>
+        </w:rPr>
+      </w:pPr>
+      <w:r>
+        <w:rPr>
+          <w:b/>
+          <w:bCs/>
+        </w:rPr>
+        <w:t>Принцип жадного выбора</w:t>
+      </w:r>
+    </w:p>
+    <w:p>
+      <w:pPr>
+        <w:pStyle w:val="a7"/>
+        <w:spacing w:after="0"/>
+        <w:jc w:val="both"/>
+      </w:pPr>
+      <w:r>
+        <w:t>Говорят, что к оптимизационной задаче применим </w:t>
+      </w:r>
+      <w:r>
+        <w:rPr>
+          <w:b/>
+          <w:bCs/>
+        </w:rPr>
+        <w:t>принцип жадного выбора</w:t>
+      </w:r>
+      <w:r>
+        <w:t>, если последовательность локально оптимальных выборов даёт глобально оптимальное решение. В типичном случае доказательство оптимальности следует такой схеме:</w:t>
+      </w:r>
+    </w:p>
+    <w:p>
+      <w:pPr>
+        <w:pStyle w:val="a7"/>
+        <w:numPr>
+          <w:ilvl w:val="0"/>
+          <w:numId w:val="4"/>
+        </w:numPr>
+        <w:spacing w:after="0"/>
+        <w:jc w:val="both"/>
+      </w:pPr>
+      <w:r>
+        <w:t>Доказывается, что жадный выбор на первом шаге не закрывает пути к оптимальному решению: для всякого решения есть другое, согласованное с жадным выбором и не хуже первого.</w:t>
+      </w:r>
+    </w:p>
+    <w:p>
+      <w:pPr>
+        <w:pStyle w:val="a7"/>
+        <w:numPr>
+          <w:ilvl w:val="0"/>
+          <w:numId w:val="4"/>
+        </w:numPr>
+        <w:spacing w:after="0"/>
+        <w:jc w:val="both"/>
+      </w:pPr>
+      <w:r>
+        <w:t>Показывается, что подзадача, возникающая после жадного выбора на первом шаге, аналогична исходной.</w:t>
+      </w:r>
+    </w:p>
+    <w:p>
+      <w:pPr>
+        <w:pStyle w:val="a7"/>
+        <w:numPr>
+          <w:ilvl w:val="0"/>
+          <w:numId w:val="4"/>
+        </w:numPr>
+        <w:spacing w:after="0"/>
+        <w:jc w:val="both"/>
+      </w:pPr>
+      <w:r>
+        <w:lastRenderedPageBreak/>
+        <w:t>Рассуждение завершается по индукции.</w:t>
+      </w:r>
+    </w:p>
+    <w:p>
+      <w:pPr>
+        <w:pStyle w:val="a7"/>
+        <w:spacing w:after="0"/>
+        <w:jc w:val="both"/>
       </w:pPr>
     </w:p>
     <w:p>
@@ -207,6 +522,8 @@
           <w:ilvl w:val="0"/>
           <w:numId w:val="1"/>
         </w:numPr>
+        <w:spacing w:after="0"/>
+        <w:jc w:val="both"/>
         <w:rPr>
           <w:b/>
           <w:bCs/>
@@ -223,6 +540,8 @@
     <w:p>
       <w:pPr>
         <w:pStyle w:val="a7"/>
+        <w:spacing w:after="0"/>
+        <w:jc w:val="both"/>
       </w:pPr>
       <w:r>
         <w:t>Проверка программного обеспечения, серверов или сетей за пределами их нормальных эксплуатационных возможностей (например, при резком скачке трафика или нехватке памяти). Это помогает понять, как система справляется с перегрузками и восстанавливается после сбоев.</w:t>
@@ -231,6 +550,8 @@
     <w:p>
       <w:pPr>
         <w:pStyle w:val="a7"/>
+        <w:spacing w:after="0"/>
+        <w:jc w:val="both"/>
       </w:pPr>
     </w:p>
     <w:p>
@@ -240,6 +561,8 @@
           <w:ilvl w:val="0"/>
           <w:numId w:val="1"/>
         </w:numPr>
+        <w:spacing w:after="0"/>
+        <w:jc w:val="both"/>
         <w:rPr>
           <w:b/>
           <w:bCs/>
@@ -256,20 +579,21 @@
     <w:p>
       <w:pPr>
         <w:pStyle w:val="a7"/>
-      </w:pPr>
-      <w:r>
-        <w:t>Асимптотическая сложность алгоритма — это мера того, как быстро растут время выполнения или потребляемая память с увеличением объема входных данных (</w:t>
-      </w:r>
-    </w:p>
-    <w:p>
-      <w:pPr>
-        <w:pStyle w:val="a7"/>
-      </w:pPr>
-      <w:r>
-        <w:t>). Она показывает не точное время в секундах, а «порядок роста» функции (например, линейный или квадратичный), позволяя предсказать поведение алгоритма при очень больших данных</w:t>
-      </w:r>
-      <w:r>
-        <w:t>. (</w:t>
+        <w:spacing w:after="0"/>
+        <w:jc w:val="both"/>
+      </w:pPr>
+      <w:r>
+        <w:t xml:space="preserve">Асимптотическая сложность алгоритма — это мера того, как быстро растут время выполнения или потребляемая память с увеличением объема входных данных. Она показывает не точное время в секундах, а «порядок роста» функции (например, линейный или квадратичный), позволяя предсказать поведение алгоритма при очень больших данных. </w:t>
+      </w:r>
+    </w:p>
+    <w:p>
+      <w:pPr>
+        <w:pStyle w:val="a7"/>
+        <w:spacing w:after="0"/>
+        <w:jc w:val="both"/>
+      </w:pPr>
+      <w:r>
+        <w:t>(</w:t>
       </w:r>
       <w:proofErr w:type="gramStart"/>
       <w:r>
@@ -322,7 +646,6 @@
         <w:rPr>
           <w:lang w:val="en-US"/>
         </w:rPr>
-        <w:lastRenderedPageBreak/>
         <w:t>O</w:t>
       </w:r>
       <w:r>
@@ -344,10 +667,7 @@
         <w:t>n</w:t>
       </w:r>
       <w:r>
-        <w:t xml:space="preserve">) - </w:t>
-      </w:r>
-      <w:r>
-        <w:t>Время работы увеличивается прямо пропорционально размеру входных данных</w:t>
+        <w:t>) - Время работы увеличивается прямо пропорционально размеру входных данных</w:t>
       </w:r>
       <w:r>
         <w:t>)</w:t>
@@ -356,6 +676,8 @@
     <w:p>
       <w:pPr>
         <w:pStyle w:val="a7"/>
+        <w:spacing w:after="0"/>
+        <w:jc w:val="both"/>
         <w:rPr>
           <w:b/>
           <w:bCs/>
@@ -369,6 +691,8 @@
           <w:ilvl w:val="0"/>
           <w:numId w:val="1"/>
         </w:numPr>
+        <w:spacing w:after="0"/>
+        <w:jc w:val="both"/>
         <w:rPr>
           <w:b/>
           <w:bCs/>
@@ -385,6 +709,8 @@
     <w:p>
       <w:pPr>
         <w:pStyle w:val="a7"/>
+        <w:spacing w:after="0"/>
+        <w:jc w:val="both"/>
       </w:pPr>
       <w:r>
         <w:t>Амортизационная сложность — это гарантированная средняя стоимость одной операции в последовательности из n операций, когда дорогие операции встречаются редко и их цена «раскладывается» на все дешёвые.</w:t>
@@ -393,11 +719,15 @@
     <w:p>
       <w:pPr>
         <w:pStyle w:val="a7"/>
-      </w:pPr>
-    </w:p>
-    <w:p>
-      <w:pPr>
-        <w:pStyle w:val="a7"/>
+        <w:spacing w:after="0"/>
+        <w:jc w:val="both"/>
+      </w:pPr>
+    </w:p>
+    <w:p>
+      <w:pPr>
+        <w:pStyle w:val="a7"/>
+        <w:spacing w:after="0"/>
+        <w:jc w:val="both"/>
       </w:pPr>
       <w:r>
         <w:t>Нас не интересует время одной конкретной операции, а интересует суммарное время последовательности: если T(n) — время выполнения n операций, то амортизационная сложность одной операции = O(T(n)/n). Гарантируется для любой последовательности, без вероятностных предположений.</w:t>
@@ -406,6 +736,8 @@
     <w:p>
       <w:pPr>
         <w:pStyle w:val="a7"/>
+        <w:spacing w:after="0"/>
+        <w:jc w:val="both"/>
       </w:pPr>
     </w:p>
     <w:p>
@@ -415,6 +747,8 @@
           <w:ilvl w:val="0"/>
           <w:numId w:val="1"/>
         </w:numPr>
+        <w:spacing w:after="0"/>
+        <w:jc w:val="both"/>
         <w:rPr>
           <w:b/>
           <w:bCs/>
@@ -431,6 +765,8 @@
     <w:p>
       <w:pPr>
         <w:pStyle w:val="a7"/>
+        <w:spacing w:after="0"/>
+        <w:jc w:val="both"/>
       </w:pPr>
       <w:r>
         <w:t xml:space="preserve">Рекурсивная структура данных — структура, которая определяется через саму себя: содержит элемент и ссылку(и) на такую же структуру. Базовый случай — </w:t>
@@ -447,6 +783,8 @@
     <w:p>
       <w:pPr>
         <w:pStyle w:val="a7"/>
+        <w:spacing w:after="0"/>
+        <w:jc w:val="both"/>
       </w:pPr>
       <w:r>
         <w:t>Примеры: бинарное дерево, связный список</w:t>
@@ -455,6 +793,8 @@
     <w:p>
       <w:pPr>
         <w:pStyle w:val="a7"/>
+        <w:spacing w:after="0"/>
+        <w:jc w:val="both"/>
       </w:pPr>
     </w:p>
     <w:p>
@@ -464,6 +804,8 @@
           <w:ilvl w:val="0"/>
           <w:numId w:val="1"/>
         </w:numPr>
+        <w:spacing w:after="0"/>
+        <w:jc w:val="both"/>
         <w:rPr>
           <w:b/>
           <w:bCs/>
@@ -496,31 +838,150 @@
     <w:p>
       <w:pPr>
         <w:pStyle w:val="a7"/>
-      </w:pPr>
-      <w:r>
-        <w:t xml:space="preserve">Индексатор в Python — это механизм, позволяющий объектам пользовательских классов поддерживать синтаксис квадратных скобок </w:t>
+        <w:spacing w:after="0"/>
+        <w:jc w:val="both"/>
+      </w:pPr>
+      <w:r>
+        <w:t>Индексатор в Python — это механизм обращения к элементам объекта через оператор [], который реализуется методами __</w:t>
       </w:r>
       <w:proofErr w:type="spellStart"/>
       <w:r>
+        <w:t>getitem</w:t>
+      </w:r>
+      <w:proofErr w:type="spellEnd"/>
+      <w:r>
+        <w:t>__, __</w:t>
+      </w:r>
+      <w:proofErr w:type="spellStart"/>
+      <w:r>
+        <w:t>setitem</w:t>
+      </w:r>
+      <w:proofErr w:type="spellEnd"/>
+      <w:r>
+        <w:t>__, __</w:t>
+      </w:r>
+      <w:proofErr w:type="spellStart"/>
+      <w:r>
+        <w:t>delitem</w:t>
+      </w:r>
+      <w:proofErr w:type="spellEnd"/>
+      <w:r>
+        <w:t>__.</w:t>
+      </w:r>
+    </w:p>
+    <w:p>
+      <w:pPr>
+        <w:pStyle w:val="a7"/>
+        <w:spacing w:after="0"/>
+        <w:jc w:val="both"/>
+      </w:pPr>
+      <w:r>
+        <w:t>Его асимптотическая сложность зависит от внутренней структуры данных:</w:t>
+      </w:r>
+    </w:p>
+    <w:p>
+      <w:pPr>
+        <w:pStyle w:val="a7"/>
+        <w:numPr>
+          <w:ilvl w:val="0"/>
+          <w:numId w:val="5"/>
+        </w:numPr>
+        <w:spacing w:after="0"/>
+        <w:jc w:val="both"/>
+      </w:pPr>
+      <w:r>
+        <w:t xml:space="preserve">у массивов — </w:t>
+      </w:r>
+      <w:proofErr w:type="gramStart"/>
+      <w:r>
+        <w:t>O(</w:t>
+      </w:r>
+      <w:proofErr w:type="gramEnd"/>
+      <w:r>
+        <w:t>1),</w:t>
+      </w:r>
+    </w:p>
+    <w:p>
+      <w:pPr>
+        <w:pStyle w:val="a7"/>
+        <w:numPr>
+          <w:ilvl w:val="0"/>
+          <w:numId w:val="5"/>
+        </w:numPr>
+        <w:spacing w:after="0"/>
+        <w:jc w:val="both"/>
+      </w:pPr>
+      <w:r>
+        <w:t xml:space="preserve">у хеш-таблиц — </w:t>
+      </w:r>
+      <w:proofErr w:type="gramStart"/>
+      <w:r>
+        <w:t>O(</w:t>
+      </w:r>
+      <w:proofErr w:type="gramEnd"/>
+      <w:r>
+        <w:t>1) в среднем,</w:t>
+      </w:r>
+    </w:p>
+    <w:p>
+      <w:pPr>
+        <w:pStyle w:val="a7"/>
+        <w:numPr>
+          <w:ilvl w:val="0"/>
+          <w:numId w:val="5"/>
+        </w:numPr>
+        <w:spacing w:after="0"/>
+        <w:jc w:val="both"/>
+      </w:pPr>
+      <w:r>
+        <w:t>у связанных списков — O(n).</w:t>
+      </w:r>
+    </w:p>
+    <w:p>
+      <w:pPr>
+        <w:pStyle w:val="a7"/>
+        <w:spacing w:after="0"/>
+        <w:jc w:val="both"/>
+      </w:pPr>
+      <w:r>
+        <w:t>Таким образом, индексатор — это абстрактная операция доступа к элементу структуры данных, конкретная эффективность которой определяется способом хранения данных.</w:t>
+      </w:r>
+    </w:p>
+    <w:p>
+      <w:pPr>
+        <w:pStyle w:val="a7"/>
+        <w:spacing w:after="0"/>
+        <w:jc w:val="both"/>
+      </w:pPr>
+      <w:r>
+        <w:t xml:space="preserve">Когда мы пишем </w:t>
+      </w:r>
+      <w:r>
+        <w:rPr>
+          <w:lang w:val="en-US"/>
+        </w:rPr>
         <w:t>obj</w:t>
       </w:r>
-      <w:proofErr w:type="spellEnd"/>
+      <w:r>
+        <w:t xml:space="preserve"> = </w:t>
+      </w:r>
+      <w:proofErr w:type="gramStart"/>
+      <w:r>
+        <w:rPr>
+          <w:lang w:val="en-US"/>
+        </w:rPr>
+        <w:t>array</w:t>
+      </w:r>
       <w:r>
         <w:t>[</w:t>
       </w:r>
-      <w:proofErr w:type="spellStart"/>
-      <w:r>
-        <w:t>key</w:t>
-      </w:r>
-      <w:proofErr w:type="spellEnd"/>
-      <w:r>
-        <w:t>] (как у списков или словарей).</w:t>
-      </w:r>
-    </w:p>
-    <w:p>
-      <w:pPr>
-        <w:pStyle w:val="a7"/>
-      </w:pPr>
+      <w:proofErr w:type="gramEnd"/>
+      <w:r>
+        <w:t xml:space="preserve">2] </w:t>
+      </w:r>
+      <w:r>
+        <w:t>и что то с ним делаем, вызывается один из названных ранее методов.</w:t>
+      </w:r>
     </w:p>
     <w:p>
       <w:pPr>
@@ -529,16 +990,19 @@
           <w:ilvl w:val="0"/>
           <w:numId w:val="1"/>
         </w:numPr>
-        <w:rPr>
-          <w:b/>
-          <w:bCs/>
-        </w:rPr>
-      </w:pPr>
-      <w:r>
-        <w:rPr>
-          <w:b/>
-          <w:bCs/>
-        </w:rPr>
+        <w:spacing w:after="0"/>
+        <w:jc w:val="both"/>
+        <w:rPr>
+          <w:b/>
+          <w:bCs/>
+        </w:rPr>
+      </w:pPr>
+      <w:r>
+        <w:rPr>
+          <w:b/>
+          <w:bCs/>
+        </w:rPr>
+        <w:lastRenderedPageBreak/>
         <w:t xml:space="preserve">Итератор на </w:t>
       </w:r>
       <w:proofErr w:type="spellStart"/>
@@ -560,18 +1024,312 @@
     </w:p>
     <w:p>
       <w:pPr>
-        <w:pStyle w:val="a7"/>
-      </w:pPr>
-      <w:r>
-        <w:t xml:space="preserve">Элемент, который поочередно возвращает элементы коллекции. Предоставляет поток данных </w:t>
-      </w:r>
-      <w:r>
-        <w:t>и позволяет обходить его элементы по одному за раз, не загружая всю коллекцию в память.</w:t>
-      </w:r>
-    </w:p>
-    <w:p>
-      <w:pPr>
-        <w:pStyle w:val="a7"/>
+        <w:spacing w:after="0"/>
+        <w:ind w:left="708"/>
+        <w:jc w:val="both"/>
+      </w:pPr>
+      <w:r>
+        <w:t>Итератор в Python — это объект, реализующий протокол итерации через методы __</w:t>
+      </w:r>
+      <w:proofErr w:type="spellStart"/>
+      <w:r>
+        <w:t>iter</w:t>
+      </w:r>
+      <w:proofErr w:type="spellEnd"/>
+      <w:r>
+        <w:t>_</w:t>
+      </w:r>
+      <w:proofErr w:type="gramStart"/>
+      <w:r>
+        <w:t>_(</w:t>
+      </w:r>
+      <w:proofErr w:type="gramEnd"/>
+      <w:r>
+        <w:t>) и __</w:t>
+      </w:r>
+      <w:proofErr w:type="spellStart"/>
+      <w:r>
+        <w:t>next</w:t>
+      </w:r>
+      <w:proofErr w:type="spellEnd"/>
+      <w:r>
+        <w:t>__(), обеспечивающий последовательный доступ к элементам структуры данных.</w:t>
+      </w:r>
+    </w:p>
+    <w:p>
+      <w:pPr>
+        <w:spacing w:after="0"/>
+        <w:ind w:left="708"/>
+        <w:jc w:val="both"/>
+      </w:pPr>
+      <w:r>
+        <w:t xml:space="preserve">Цикл </w:t>
+      </w:r>
+      <w:proofErr w:type="spellStart"/>
+      <w:r>
+        <w:t>for</w:t>
+      </w:r>
+      <w:proofErr w:type="spellEnd"/>
+      <w:r>
+        <w:t xml:space="preserve"> является синтаксическим сахаром над вызовами </w:t>
+      </w:r>
+      <w:proofErr w:type="spellStart"/>
+      <w:proofErr w:type="gramStart"/>
+      <w:r>
+        <w:t>iter</w:t>
+      </w:r>
+      <w:proofErr w:type="spellEnd"/>
+      <w:r>
+        <w:t>(</w:t>
+      </w:r>
+      <w:proofErr w:type="gramEnd"/>
+      <w:r>
+        <w:t xml:space="preserve">) и </w:t>
+      </w:r>
+      <w:proofErr w:type="spellStart"/>
+      <w:r>
+        <w:t>next</w:t>
+      </w:r>
+      <w:proofErr w:type="spellEnd"/>
+      <w:r>
+        <w:t>().</w:t>
+      </w:r>
+    </w:p>
+    <w:p>
+      <w:pPr>
+        <w:spacing w:after="0"/>
+        <w:ind w:left="708"/>
+        <w:jc w:val="both"/>
+      </w:pPr>
+      <w:r>
+        <w:t xml:space="preserve">С точки зрения алгоритмов, итератор обеспечивает последовательный доступ за </w:t>
+      </w:r>
+      <w:proofErr w:type="gramStart"/>
+      <w:r>
+        <w:t>O(</w:t>
+      </w:r>
+      <w:proofErr w:type="gramEnd"/>
+      <w:r>
+        <w:t>1) на шаг и O(n) на полный проход, при этом может поддерживать ленивые вычисления и потоковую обработку данных.</w:t>
+      </w:r>
+    </w:p>
+    <w:p>
+      <w:pPr>
+        <w:pStyle w:val="a7"/>
+        <w:numPr>
+          <w:ilvl w:val="0"/>
+          <w:numId w:val="6"/>
+        </w:numPr>
+        <w:spacing w:after="0"/>
+        <w:jc w:val="both"/>
+      </w:pPr>
+      <w:r>
+        <w:rPr>
+          <w:b/>
+          <w:bCs/>
+        </w:rPr>
+        <w:t>Итерируемый объект (</w:t>
+      </w:r>
+      <w:proofErr w:type="spellStart"/>
+      <w:r>
+        <w:rPr>
+          <w:b/>
+          <w:bCs/>
+        </w:rPr>
+        <w:t>Iterable</w:t>
+      </w:r>
+      <w:proofErr w:type="spellEnd"/>
+      <w:r>
+        <w:rPr>
+          <w:b/>
+          <w:bCs/>
+        </w:rPr>
+        <w:t>)</w:t>
+      </w:r>
+      <w:r>
+        <w:t xml:space="preserve"> — объект, у которого есть </w:t>
+      </w:r>
+      <w:proofErr w:type="gramStart"/>
+      <w:r>
+        <w:t>метод</w:t>
+      </w:r>
+      <w:r>
+        <w:t xml:space="preserve"> </w:t>
+      </w:r>
+      <w:r>
+        <w:t> _</w:t>
+      </w:r>
+      <w:proofErr w:type="gramEnd"/>
+      <w:r>
+        <w:t>_</w:t>
+      </w:r>
+      <w:proofErr w:type="spellStart"/>
+      <w:r>
+        <w:t>iter</w:t>
+      </w:r>
+      <w:proofErr w:type="spellEnd"/>
+      <w:r>
+        <w:t>__()</w:t>
+      </w:r>
+    </w:p>
+    <w:p>
+      <w:pPr>
+        <w:pStyle w:val="a7"/>
+        <w:numPr>
+          <w:ilvl w:val="0"/>
+          <w:numId w:val="6"/>
+        </w:numPr>
+        <w:spacing w:after="0"/>
+        <w:jc w:val="both"/>
+      </w:pPr>
+      <w:r>
+        <w:rPr>
+          <w:b/>
+          <w:bCs/>
+        </w:rPr>
+        <w:t>Итератор (</w:t>
+      </w:r>
+      <w:proofErr w:type="spellStart"/>
+      <w:r>
+        <w:rPr>
+          <w:b/>
+          <w:bCs/>
+        </w:rPr>
+        <w:t>Iterator</w:t>
+      </w:r>
+      <w:proofErr w:type="spellEnd"/>
+      <w:r>
+        <w:rPr>
+          <w:b/>
+          <w:bCs/>
+        </w:rPr>
+        <w:t>)</w:t>
+      </w:r>
+      <w:r>
+        <w:t> — объект, у которого есть и __</w:t>
+      </w:r>
+      <w:proofErr w:type="spellStart"/>
+      <w:r>
+        <w:t>iter</w:t>
+      </w:r>
+      <w:proofErr w:type="spellEnd"/>
+      <w:r>
+        <w:t>_</w:t>
+      </w:r>
+      <w:proofErr w:type="gramStart"/>
+      <w:r>
+        <w:t>_(</w:t>
+      </w:r>
+      <w:proofErr w:type="gramEnd"/>
+      <w:r>
+        <w:t>), и __</w:t>
+      </w:r>
+      <w:proofErr w:type="spellStart"/>
+      <w:r>
+        <w:t>next</w:t>
+      </w:r>
+      <w:proofErr w:type="spellEnd"/>
+      <w:r>
+        <w:t>__()</w:t>
+      </w:r>
+    </w:p>
+    <w:p>
+      <w:pPr>
+        <w:spacing w:after="0"/>
+        <w:ind w:left="708"/>
+        <w:jc w:val="both"/>
+        <w:rPr>
+          <w:lang w:val="en-US"/>
+        </w:rPr>
+      </w:pPr>
+    </w:p>
+    <w:p>
+      <w:pPr>
+        <w:spacing w:after="0"/>
+        <w:ind w:left="708"/>
+        <w:jc w:val="both"/>
+      </w:pPr>
+      <w:proofErr w:type="spellStart"/>
+      <w:r>
+        <w:t>Yield</w:t>
+      </w:r>
+      <w:proofErr w:type="spellEnd"/>
+      <w:r>
+        <w:t xml:space="preserve"> –</w:t>
+      </w:r>
+      <w:r>
+        <w:t xml:space="preserve"> генераторы – частный случай итераторов</w:t>
+      </w:r>
+      <w:r>
+        <w:t>:</w:t>
+      </w:r>
+    </w:p>
+    <w:p>
+      <w:pPr>
+        <w:numPr>
+          <w:ilvl w:val="0"/>
+          <w:numId w:val="7"/>
+        </w:numPr>
+        <w:tabs>
+          <w:tab w:val="num" w:pos="720"/>
+        </w:tabs>
+        <w:spacing w:after="0"/>
+        <w:jc w:val="both"/>
+      </w:pPr>
+      <w:r>
+        <w:t>сохраняет состояние функции</w:t>
+      </w:r>
+    </w:p>
+    <w:p>
+      <w:pPr>
+        <w:numPr>
+          <w:ilvl w:val="0"/>
+          <w:numId w:val="7"/>
+        </w:numPr>
+        <w:tabs>
+          <w:tab w:val="num" w:pos="720"/>
+        </w:tabs>
+        <w:spacing w:after="0"/>
+        <w:jc w:val="both"/>
+      </w:pPr>
+      <w:r>
+        <w:t>возвращает значение</w:t>
+      </w:r>
+    </w:p>
+    <w:p>
+      <w:pPr>
+        <w:numPr>
+          <w:ilvl w:val="0"/>
+          <w:numId w:val="7"/>
+        </w:numPr>
+        <w:tabs>
+          <w:tab w:val="num" w:pos="720"/>
+        </w:tabs>
+        <w:spacing w:after="0"/>
+        <w:jc w:val="both"/>
+      </w:pPr>
+      <w:r>
+        <w:t>при следующем вызове </w:t>
+      </w:r>
+      <w:proofErr w:type="spellStart"/>
+      <w:proofErr w:type="gramStart"/>
+      <w:r>
+        <w:t>next</w:t>
+      </w:r>
+      <w:proofErr w:type="spellEnd"/>
+      <w:r>
+        <w:t>(</w:t>
+      </w:r>
+      <w:proofErr w:type="gramEnd"/>
+      <w:r>
+        <w:t>) выполнение продолжается</w:t>
+      </w:r>
+    </w:p>
+    <w:p>
+      <w:pPr>
+        <w:pStyle w:val="a7"/>
+        <w:spacing w:after="0"/>
+        <w:jc w:val="both"/>
       </w:pPr>
     </w:p>
     <w:p>
@@ -581,6 +1339,8 @@
           <w:ilvl w:val="0"/>
           <w:numId w:val="1"/>
         </w:numPr>
+        <w:spacing w:after="0"/>
+        <w:jc w:val="both"/>
         <w:rPr>
           <w:b/>
           <w:bCs/>
@@ -613,6 +1373,8 @@
     <w:p>
       <w:pPr>
         <w:pStyle w:val="a7"/>
+        <w:spacing w:after="0"/>
+        <w:jc w:val="both"/>
       </w:pPr>
       <w:r>
         <w:t>Хэш-функция — это функция h: U → {0, 1, ..., m-1}, которая преобразует данные произвольного размера (ключ, строку, файл) в фиксированное целое число (хэш, дайджест) из ограниченного диапазона.</w:t>
@@ -621,6 +1383,8 @@
     <w:p>
       <w:pPr>
         <w:pStyle w:val="a7"/>
+        <w:spacing w:after="0"/>
+        <w:jc w:val="both"/>
         <w:rPr>
           <w:rFonts w:cs="Segoe UI Emoji"/>
         </w:rPr>
@@ -629,6 +1393,8 @@
     <w:p>
       <w:pPr>
         <w:pStyle w:val="a7"/>
+        <w:spacing w:after="0"/>
+        <w:jc w:val="both"/>
       </w:pPr>
       <w:r>
         <w:t>Вместо того чтобы сравнивать/хранить большие объекты, мы работаем с их компактным «отпечатком». Хорошая хэш-функция распределяет ключи равномерно по диапазону, минимизируя коллизии</w:t>
@@ -637,6 +1403,8 @@
     <w:p>
       <w:pPr>
         <w:pStyle w:val="a7"/>
+        <w:spacing w:after="0"/>
+        <w:jc w:val="both"/>
       </w:pPr>
     </w:p>
     <w:p>
@@ -646,6 +1414,8 @@
           <w:ilvl w:val="0"/>
           <w:numId w:val="1"/>
         </w:numPr>
+        <w:spacing w:after="0"/>
+        <w:jc w:val="both"/>
         <w:rPr>
           <w:b/>
           <w:bCs/>
@@ -658,11 +1428,58 @@
         </w:rPr>
         <w:t>Персистентные структуры данных.</w:t>
       </w:r>
-    </w:p>
-    <w:p>
-      <w:pPr>
-        <w:pStyle w:val="a7"/>
-      </w:pPr>
+      <w:r>
+        <w:rPr>
+          <w:b/>
+          <w:bCs/>
+        </w:rPr>
+        <w:t xml:space="preserve"> (</w:t>
+      </w:r>
+      <w:r>
+        <w:rPr>
+          <w:b/>
+          <w:bCs/>
+        </w:rPr>
+        <w:t>https://habr.com/ru/articles/113585/</w:t>
+      </w:r>
+      <w:r>
+        <w:rPr>
+          <w:b/>
+          <w:bCs/>
+        </w:rPr>
+        <w:t>)</w:t>
+      </w:r>
+    </w:p>
+    <w:p>
+      <w:pPr>
+        <w:pStyle w:val="a7"/>
+        <w:spacing w:after="0"/>
+        <w:jc w:val="both"/>
+      </w:pPr>
+      <w:r>
+        <w:t xml:space="preserve">Персистентными структурами данных мы будем называть такие структуры, что при всяком их изменении остается доступ ко всем предыдущим версиям этой структуры. Очевидно, что как один из вариантов (не самый лучший, конечно) можно рассматривать полное копирование всей структуры при каждом изменении. Это чрезвычайно неэффективно как по памяти, так и по времени работы, но этот способ можно </w:t>
+      </w:r>
+      <w:proofErr w:type="gramStart"/>
+      <w:r>
+        <w:t>применять например</w:t>
+      </w:r>
+      <w:proofErr w:type="gramEnd"/>
+      <w:r>
+        <w:t xml:space="preserve"> на стадии тестирования более сложной организации структуры. Но тем не менее толку от такой реализации мало, поэтому далее мы, кроме всего прочего, займемся поиском более оптимальных реализаций для различных структур.</w:t>
+      </w:r>
+    </w:p>
+    <w:p>
+      <w:pPr>
+        <w:pStyle w:val="a7"/>
+        <w:spacing w:after="0"/>
+        <w:jc w:val="both"/>
+      </w:pPr>
+      <w:r>
+        <w:t xml:space="preserve">Примеры: </w:t>
+      </w:r>
+      <w:r>
+        <w:t>Персистентный стек</w:t>
+      </w:r>
     </w:p>
     <w:sectPr>
       <w:pgSz w:w="11906" w:h="16838"/>
@@ -677,6 +1494,304 @@
 <file path=word/numbering.xml><?xml version="1.0" encoding="utf-8"?>
 <w:numbering xmlns:wpc="http://schemas.microsoft.com/office/word/2010/wordprocessingCanvas" xmlns:cx="http://schemas.microsoft.com/office/drawing/2014/chartex" xmlns:cx1="http://schemas.microsoft.com/office/drawing/2015/9/8/chartex" xmlns:cx2="http://schemas.microsoft.com/office/drawing/2015/10/21/chartex" xmlns:cx3="http://schemas.microsoft.com/office/drawing/2016/5/9/chartex" xmlns:cx4="http://schemas.microsoft.com/office/drawing/2016/5/10/chartex" xmlns:cx5="http://schemas.microsoft.com/office/drawing/2016/5/11/chartex" xmlns:cx6="http://schemas.microsoft.com/office/drawing/2016/5/12/chartex" xmlns:cx7="http://schemas.microsoft.com/office/drawing/2016/5/13/chartex" xmlns:cx8="http://schemas.microsoft.com/office/drawing/2016/5/14/chartex" xmlns:mc="http://schemas.openxmlformats.org/markup-compatibility/2006" xmlns:aink="http://schemas.microsoft.com/office/drawing/2016/ink" xmlns:am3d="http://schemas.microsoft.com/office/drawing/2017/model3d" xmlns:o="urn:schemas-microsoft-com:office:office" xmlns:oel="http://schemas.microsoft.com/office/2019/extlst" xmlns:r="http://schemas.openxmlformats.org/officeDocument/2006/relationships" xmlns:m="http://schemas.openxmlformats.org/officeDocument/2006/math" xmlns:v="urn:schemas-microsoft-com:vml" xmlns:wp14="http://schemas.microsoft.com/office/word/2010/wordprocessingDrawing" xmlns:wp="http://schemas.openxmlformats.org/drawingml/2006/wordprocessingDrawing" xmlns:w10="urn:schemas-microsoft-com:office:word" xmlns:w="http://schemas.openxmlformats.org/wordprocessingml/2006/main" xmlns:w14="http://schemas.microsoft.com/office/word/2010/wordml" xmlns:w15="http://schemas.microsoft.com/office/word/2012/wordml" xmlns:w16cex="http://schemas.microsoft.com/office/word/2018/wordml/cex" xmlns:w16cid="http://schemas.microsoft.com/office/word/2016/wordml/cid" xmlns:w16="http://schemas.microsoft.com/office/word/2018/wordml" xmlns:w16sdtdh="http://schemas.microsoft.com/office/word/2020/wordml/sdtdatahash" xmlns:w16se="http://schemas.microsoft.com/office/word/2015/wordml/symex" xmlns:wpg="http://schemas.microsoft.com/office/word/2010/wordprocessingGroup" xmlns:wpi="http://schemas.microsoft.com/office/word/2010/wordprocessingInk" xmlns:wne="http://schemas.microsoft.com/office/word/2006/wordml" xmlns:wps="http://schemas.microsoft.com/office/word/2010/wordprocessingShape" mc:Ignorable="w14 w15 w16se w16cid w16 w16cex w16sdtdh wp14">
   <w:abstractNum w:abstractNumId="0" w15:restartNumberingAfterBreak="0">
+    <w:nsid w:val="34C35648"/>
+    <w:multiLevelType w:val="multilevel"/>
+    <w:tmpl w:val="855479FA"/>
+    <w:lvl w:ilvl="0">
+      <w:start w:val="1"/>
+      <w:numFmt w:val="bullet"/>
+      <w:lvlText w:val=""/>
+      <w:lvlJc w:val="left"/>
+      <w:pPr>
+        <w:tabs>
+          <w:tab w:val="num" w:pos="1068"/>
+        </w:tabs>
+        <w:ind w:left="1068" w:hanging="360"/>
+      </w:pPr>
+      <w:rPr>
+        <w:rFonts w:ascii="Symbol" w:hAnsi="Symbol" w:hint="default"/>
+        <w:sz w:val="20"/>
+      </w:rPr>
+    </w:lvl>
+    <w:lvl w:ilvl="1" w:tentative="1">
+      <w:start w:val="1"/>
+      <w:numFmt w:val="bullet"/>
+      <w:lvlText w:val=""/>
+      <w:lvlJc w:val="left"/>
+      <w:pPr>
+        <w:tabs>
+          <w:tab w:val="num" w:pos="1788"/>
+        </w:tabs>
+        <w:ind w:left="1788" w:hanging="360"/>
+      </w:pPr>
+      <w:rPr>
+        <w:rFonts w:ascii="Symbol" w:hAnsi="Symbol" w:hint="default"/>
+        <w:sz w:val="20"/>
+      </w:rPr>
+    </w:lvl>
+    <w:lvl w:ilvl="2" w:tentative="1">
+      <w:start w:val="1"/>
+      <w:numFmt w:val="bullet"/>
+      <w:lvlText w:val=""/>
+      <w:lvlJc w:val="left"/>
+      <w:pPr>
+        <w:tabs>
+          <w:tab w:val="num" w:pos="2508"/>
+        </w:tabs>
+        <w:ind w:left="2508" w:hanging="360"/>
+      </w:pPr>
+      <w:rPr>
+        <w:rFonts w:ascii="Symbol" w:hAnsi="Symbol" w:hint="default"/>
+        <w:sz w:val="20"/>
+      </w:rPr>
+    </w:lvl>
+    <w:lvl w:ilvl="3" w:tentative="1">
+      <w:start w:val="1"/>
+      <w:numFmt w:val="bullet"/>
+      <w:lvlText w:val=""/>
+      <w:lvlJc w:val="left"/>
+      <w:pPr>
+        <w:tabs>
+          <w:tab w:val="num" w:pos="3228"/>
+        </w:tabs>
+        <w:ind w:left="3228" w:hanging="360"/>
+      </w:pPr>
+      <w:rPr>
+        <w:rFonts w:ascii="Symbol" w:hAnsi="Symbol" w:hint="default"/>
+        <w:sz w:val="20"/>
+      </w:rPr>
+    </w:lvl>
+    <w:lvl w:ilvl="4" w:tentative="1">
+      <w:start w:val="1"/>
+      <w:numFmt w:val="bullet"/>
+      <w:lvlText w:val=""/>
+      <w:lvlJc w:val="left"/>
+      <w:pPr>
+        <w:tabs>
+          <w:tab w:val="num" w:pos="3948"/>
+        </w:tabs>
+        <w:ind w:left="3948" w:hanging="360"/>
+      </w:pPr>
+      <w:rPr>
+        <w:rFonts w:ascii="Symbol" w:hAnsi="Symbol" w:hint="default"/>
+        <w:sz w:val="20"/>
+      </w:rPr>
+    </w:lvl>
+    <w:lvl w:ilvl="5" w:tentative="1">
+      <w:start w:val="1"/>
+      <w:numFmt w:val="bullet"/>
+      <w:lvlText w:val=""/>
+      <w:lvlJc w:val="left"/>
+      <w:pPr>
+        <w:tabs>
+          <w:tab w:val="num" w:pos="4668"/>
+        </w:tabs>
+        <w:ind w:left="4668" w:hanging="360"/>
+      </w:pPr>
+      <w:rPr>
+        <w:rFonts w:ascii="Symbol" w:hAnsi="Symbol" w:hint="default"/>
+        <w:sz w:val="20"/>
+      </w:rPr>
+    </w:lvl>
+    <w:lvl w:ilvl="6" w:tentative="1">
+      <w:start w:val="1"/>
+      <w:numFmt w:val="bullet"/>
+      <w:lvlText w:val=""/>
+      <w:lvlJc w:val="left"/>
+      <w:pPr>
+        <w:tabs>
+          <w:tab w:val="num" w:pos="5388"/>
+        </w:tabs>
+        <w:ind w:left="5388" w:hanging="360"/>
+      </w:pPr>
+      <w:rPr>
+        <w:rFonts w:ascii="Symbol" w:hAnsi="Symbol" w:hint="default"/>
+        <w:sz w:val="20"/>
+      </w:rPr>
+    </w:lvl>
+    <w:lvl w:ilvl="7" w:tentative="1">
+      <w:start w:val="1"/>
+      <w:numFmt w:val="bullet"/>
+      <w:lvlText w:val=""/>
+      <w:lvlJc w:val="left"/>
+      <w:pPr>
+        <w:tabs>
+          <w:tab w:val="num" w:pos="6108"/>
+        </w:tabs>
+        <w:ind w:left="6108" w:hanging="360"/>
+      </w:pPr>
+      <w:rPr>
+        <w:rFonts w:ascii="Symbol" w:hAnsi="Symbol" w:hint="default"/>
+        <w:sz w:val="20"/>
+      </w:rPr>
+    </w:lvl>
+    <w:lvl w:ilvl="8" w:tentative="1">
+      <w:start w:val="1"/>
+      <w:numFmt w:val="bullet"/>
+      <w:lvlText w:val=""/>
+      <w:lvlJc w:val="left"/>
+      <w:pPr>
+        <w:tabs>
+          <w:tab w:val="num" w:pos="6828"/>
+        </w:tabs>
+        <w:ind w:left="6828" w:hanging="360"/>
+      </w:pPr>
+      <w:rPr>
+        <w:rFonts w:ascii="Symbol" w:hAnsi="Symbol" w:hint="default"/>
+        <w:sz w:val="20"/>
+      </w:rPr>
+    </w:lvl>
+  </w:abstractNum>
+  <w:abstractNum w:abstractNumId="1" w15:restartNumberingAfterBreak="0">
+    <w:nsid w:val="4C0B02C0"/>
+    <w:multiLevelType w:val="multilevel"/>
+    <w:tmpl w:val="7E2E1478"/>
+    <w:lvl w:ilvl="0">
+      <w:start w:val="1"/>
+      <w:numFmt w:val="bullet"/>
+      <w:lvlText w:val=""/>
+      <w:lvlJc w:val="left"/>
+      <w:pPr>
+        <w:tabs>
+          <w:tab w:val="num" w:pos="1068"/>
+        </w:tabs>
+        <w:ind w:left="1068" w:hanging="360"/>
+      </w:pPr>
+      <w:rPr>
+        <w:rFonts w:ascii="Symbol" w:hAnsi="Symbol" w:hint="default"/>
+        <w:sz w:val="20"/>
+      </w:rPr>
+    </w:lvl>
+    <w:lvl w:ilvl="1" w:tentative="1">
+      <w:start w:val="1"/>
+      <w:numFmt w:val="bullet"/>
+      <w:lvlText w:val=""/>
+      <w:lvlJc w:val="left"/>
+      <w:pPr>
+        <w:tabs>
+          <w:tab w:val="num" w:pos="1788"/>
+        </w:tabs>
+        <w:ind w:left="1788" w:hanging="360"/>
+      </w:pPr>
+      <w:rPr>
+        <w:rFonts w:ascii="Symbol" w:hAnsi="Symbol" w:hint="default"/>
+        <w:sz w:val="20"/>
+      </w:rPr>
+    </w:lvl>
+    <w:lvl w:ilvl="2" w:tentative="1">
+      <w:start w:val="1"/>
+      <w:numFmt w:val="bullet"/>
+      <w:lvlText w:val=""/>
+      <w:lvlJc w:val="left"/>
+      <w:pPr>
+        <w:tabs>
+          <w:tab w:val="num" w:pos="2508"/>
+        </w:tabs>
+        <w:ind w:left="2508" w:hanging="360"/>
+      </w:pPr>
+      <w:rPr>
+        <w:rFonts w:ascii="Symbol" w:hAnsi="Symbol" w:hint="default"/>
+        <w:sz w:val="20"/>
+      </w:rPr>
+    </w:lvl>
+    <w:lvl w:ilvl="3" w:tentative="1">
+      <w:start w:val="1"/>
+      <w:numFmt w:val="bullet"/>
+      <w:lvlText w:val=""/>
+      <w:lvlJc w:val="left"/>
+      <w:pPr>
+        <w:tabs>
+          <w:tab w:val="num" w:pos="3228"/>
+        </w:tabs>
+        <w:ind w:left="3228" w:hanging="360"/>
+      </w:pPr>
+      <w:rPr>
+        <w:rFonts w:ascii="Symbol" w:hAnsi="Symbol" w:hint="default"/>
+        <w:sz w:val="20"/>
+      </w:rPr>
+    </w:lvl>
+    <w:lvl w:ilvl="4" w:tentative="1">
+      <w:start w:val="1"/>
+      <w:numFmt w:val="bullet"/>
+      <w:lvlText w:val=""/>
+      <w:lvlJc w:val="left"/>
+      <w:pPr>
+        <w:tabs>
+          <w:tab w:val="num" w:pos="3948"/>
+        </w:tabs>
+        <w:ind w:left="3948" w:hanging="360"/>
+      </w:pPr>
+      <w:rPr>
+        <w:rFonts w:ascii="Symbol" w:hAnsi="Symbol" w:hint="default"/>
+        <w:sz w:val="20"/>
+      </w:rPr>
+    </w:lvl>
+    <w:lvl w:ilvl="5" w:tentative="1">
+      <w:start w:val="1"/>
+      <w:numFmt w:val="bullet"/>
+      <w:lvlText w:val=""/>
+      <w:lvlJc w:val="left"/>
+      <w:pPr>
+        <w:tabs>
+          <w:tab w:val="num" w:pos="4668"/>
+        </w:tabs>
+        <w:ind w:left="4668" w:hanging="360"/>
+      </w:pPr>
+      <w:rPr>
+        <w:rFonts w:ascii="Symbol" w:hAnsi="Symbol" w:hint="default"/>
+        <w:sz w:val="20"/>
+      </w:rPr>
+    </w:lvl>
+    <w:lvl w:ilvl="6" w:tentative="1">
+      <w:start w:val="1"/>
+      <w:numFmt w:val="bullet"/>
+      <w:lvlText w:val=""/>
+      <w:lvlJc w:val="left"/>
+      <w:pPr>
+        <w:tabs>
+          <w:tab w:val="num" w:pos="5388"/>
+        </w:tabs>
+        <w:ind w:left="5388" w:hanging="360"/>
+      </w:pPr>
+      <w:rPr>
+        <w:rFonts w:ascii="Symbol" w:hAnsi="Symbol" w:hint="default"/>
+        <w:sz w:val="20"/>
+      </w:rPr>
+    </w:lvl>
+    <w:lvl w:ilvl="7" w:tentative="1">
+      <w:start w:val="1"/>
+      <w:numFmt w:val="bullet"/>
+      <w:lvlText w:val=""/>
+      <w:lvlJc w:val="left"/>
+      <w:pPr>
+        <w:tabs>
+          <w:tab w:val="num" w:pos="6108"/>
+        </w:tabs>
+        <w:ind w:left="6108" w:hanging="360"/>
+      </w:pPr>
+      <w:rPr>
+        <w:rFonts w:ascii="Symbol" w:hAnsi="Symbol" w:hint="default"/>
+        <w:sz w:val="20"/>
+      </w:rPr>
+    </w:lvl>
+    <w:lvl w:ilvl="8" w:tentative="1">
+      <w:start w:val="1"/>
+      <w:numFmt w:val="bullet"/>
+      <w:lvlText w:val=""/>
+      <w:lvlJc w:val="left"/>
+      <w:pPr>
+        <w:tabs>
+          <w:tab w:val="num" w:pos="6828"/>
+        </w:tabs>
+        <w:ind w:left="6828" w:hanging="360"/>
+      </w:pPr>
+      <w:rPr>
+        <w:rFonts w:ascii="Symbol" w:hAnsi="Symbol" w:hint="default"/>
+        <w:sz w:val="20"/>
+      </w:rPr>
+    </w:lvl>
+  </w:abstractNum>
+  <w:abstractNum w:abstractNumId="2" w15:restartNumberingAfterBreak="0">
     <w:nsid w:val="53465F24"/>
     <w:multiLevelType w:val="hybridMultilevel"/>
     <w:tmpl w:val="3D823354"/>
@@ -765,8 +1880,514 @@
       </w:pPr>
     </w:lvl>
   </w:abstractNum>
+  <w:abstractNum w:abstractNumId="3" w15:restartNumberingAfterBreak="0">
+    <w:nsid w:val="5460352B"/>
+    <w:multiLevelType w:val="multilevel"/>
+    <w:tmpl w:val="F4C48F32"/>
+    <w:lvl w:ilvl="0">
+      <w:start w:val="1"/>
+      <w:numFmt w:val="decimal"/>
+      <w:lvlText w:val="%1."/>
+      <w:lvlJc w:val="left"/>
+      <w:pPr>
+        <w:tabs>
+          <w:tab w:val="num" w:pos="1068"/>
+        </w:tabs>
+        <w:ind w:left="1068" w:hanging="360"/>
+      </w:pPr>
+    </w:lvl>
+    <w:lvl w:ilvl="1" w:tentative="1">
+      <w:start w:val="1"/>
+      <w:numFmt w:val="decimal"/>
+      <w:lvlText w:val="%2."/>
+      <w:lvlJc w:val="left"/>
+      <w:pPr>
+        <w:tabs>
+          <w:tab w:val="num" w:pos="1788"/>
+        </w:tabs>
+        <w:ind w:left="1788" w:hanging="360"/>
+      </w:pPr>
+    </w:lvl>
+    <w:lvl w:ilvl="2" w:tentative="1">
+      <w:start w:val="1"/>
+      <w:numFmt w:val="decimal"/>
+      <w:lvlText w:val="%3."/>
+      <w:lvlJc w:val="left"/>
+      <w:pPr>
+        <w:tabs>
+          <w:tab w:val="num" w:pos="2508"/>
+        </w:tabs>
+        <w:ind w:left="2508" w:hanging="360"/>
+      </w:pPr>
+    </w:lvl>
+    <w:lvl w:ilvl="3" w:tentative="1">
+      <w:start w:val="1"/>
+      <w:numFmt w:val="decimal"/>
+      <w:lvlText w:val="%4."/>
+      <w:lvlJc w:val="left"/>
+      <w:pPr>
+        <w:tabs>
+          <w:tab w:val="num" w:pos="3228"/>
+        </w:tabs>
+        <w:ind w:left="3228" w:hanging="360"/>
+      </w:pPr>
+    </w:lvl>
+    <w:lvl w:ilvl="4" w:tentative="1">
+      <w:start w:val="1"/>
+      <w:numFmt w:val="decimal"/>
+      <w:lvlText w:val="%5."/>
+      <w:lvlJc w:val="left"/>
+      <w:pPr>
+        <w:tabs>
+          <w:tab w:val="num" w:pos="3948"/>
+        </w:tabs>
+        <w:ind w:left="3948" w:hanging="360"/>
+      </w:pPr>
+    </w:lvl>
+    <w:lvl w:ilvl="5" w:tentative="1">
+      <w:start w:val="1"/>
+      <w:numFmt w:val="decimal"/>
+      <w:lvlText w:val="%6."/>
+      <w:lvlJc w:val="left"/>
+      <w:pPr>
+        <w:tabs>
+          <w:tab w:val="num" w:pos="4668"/>
+        </w:tabs>
+        <w:ind w:left="4668" w:hanging="360"/>
+      </w:pPr>
+    </w:lvl>
+    <w:lvl w:ilvl="6" w:tentative="1">
+      <w:start w:val="1"/>
+      <w:numFmt w:val="decimal"/>
+      <w:lvlText w:val="%7."/>
+      <w:lvlJc w:val="left"/>
+      <w:pPr>
+        <w:tabs>
+          <w:tab w:val="num" w:pos="5388"/>
+        </w:tabs>
+        <w:ind w:left="5388" w:hanging="360"/>
+      </w:pPr>
+    </w:lvl>
+    <w:lvl w:ilvl="7" w:tentative="1">
+      <w:start w:val="1"/>
+      <w:numFmt w:val="decimal"/>
+      <w:lvlText w:val="%8."/>
+      <w:lvlJc w:val="left"/>
+      <w:pPr>
+        <w:tabs>
+          <w:tab w:val="num" w:pos="6108"/>
+        </w:tabs>
+        <w:ind w:left="6108" w:hanging="360"/>
+      </w:pPr>
+    </w:lvl>
+    <w:lvl w:ilvl="8" w:tentative="1">
+      <w:start w:val="1"/>
+      <w:numFmt w:val="decimal"/>
+      <w:lvlText w:val="%9."/>
+      <w:lvlJc w:val="left"/>
+      <w:pPr>
+        <w:tabs>
+          <w:tab w:val="num" w:pos="6828"/>
+        </w:tabs>
+        <w:ind w:left="6828" w:hanging="360"/>
+      </w:pPr>
+    </w:lvl>
+  </w:abstractNum>
+  <w:abstractNum w:abstractNumId="4" w15:restartNumberingAfterBreak="0">
+    <w:nsid w:val="5A9C5F94"/>
+    <w:multiLevelType w:val="multilevel"/>
+    <w:tmpl w:val="12988E7E"/>
+    <w:lvl w:ilvl="0">
+      <w:start w:val="1"/>
+      <w:numFmt w:val="decimal"/>
+      <w:lvlText w:val="%1."/>
+      <w:lvlJc w:val="left"/>
+      <w:pPr>
+        <w:tabs>
+          <w:tab w:val="num" w:pos="720"/>
+        </w:tabs>
+        <w:ind w:left="720" w:hanging="360"/>
+      </w:pPr>
+    </w:lvl>
+    <w:lvl w:ilvl="1" w:tentative="1">
+      <w:start w:val="1"/>
+      <w:numFmt w:val="decimal"/>
+      <w:lvlText w:val="%2."/>
+      <w:lvlJc w:val="left"/>
+      <w:pPr>
+        <w:tabs>
+          <w:tab w:val="num" w:pos="1440"/>
+        </w:tabs>
+        <w:ind w:left="1440" w:hanging="360"/>
+      </w:pPr>
+    </w:lvl>
+    <w:lvl w:ilvl="2" w:tentative="1">
+      <w:start w:val="1"/>
+      <w:numFmt w:val="decimal"/>
+      <w:lvlText w:val="%3."/>
+      <w:lvlJc w:val="left"/>
+      <w:pPr>
+        <w:tabs>
+          <w:tab w:val="num" w:pos="2160"/>
+        </w:tabs>
+        <w:ind w:left="2160" w:hanging="360"/>
+      </w:pPr>
+    </w:lvl>
+    <w:lvl w:ilvl="3" w:tentative="1">
+      <w:start w:val="1"/>
+      <w:numFmt w:val="decimal"/>
+      <w:lvlText w:val="%4."/>
+      <w:lvlJc w:val="left"/>
+      <w:pPr>
+        <w:tabs>
+          <w:tab w:val="num" w:pos="2880"/>
+        </w:tabs>
+        <w:ind w:left="2880" w:hanging="360"/>
+      </w:pPr>
+    </w:lvl>
+    <w:lvl w:ilvl="4" w:tentative="1">
+      <w:start w:val="1"/>
+      <w:numFmt w:val="decimal"/>
+      <w:lvlText w:val="%5."/>
+      <w:lvlJc w:val="left"/>
+      <w:pPr>
+        <w:tabs>
+          <w:tab w:val="num" w:pos="3600"/>
+        </w:tabs>
+        <w:ind w:left="3600" w:hanging="360"/>
+      </w:pPr>
+    </w:lvl>
+    <w:lvl w:ilvl="5" w:tentative="1">
+      <w:start w:val="1"/>
+      <w:numFmt w:val="decimal"/>
+      <w:lvlText w:val="%6."/>
+      <w:lvlJc w:val="left"/>
+      <w:pPr>
+        <w:tabs>
+          <w:tab w:val="num" w:pos="4320"/>
+        </w:tabs>
+        <w:ind w:left="4320" w:hanging="360"/>
+      </w:pPr>
+    </w:lvl>
+    <w:lvl w:ilvl="6" w:tentative="1">
+      <w:start w:val="1"/>
+      <w:numFmt w:val="decimal"/>
+      <w:lvlText w:val="%7."/>
+      <w:lvlJc w:val="left"/>
+      <w:pPr>
+        <w:tabs>
+          <w:tab w:val="num" w:pos="5040"/>
+        </w:tabs>
+        <w:ind w:left="5040" w:hanging="360"/>
+      </w:pPr>
+    </w:lvl>
+    <w:lvl w:ilvl="7" w:tentative="1">
+      <w:start w:val="1"/>
+      <w:numFmt w:val="decimal"/>
+      <w:lvlText w:val="%8."/>
+      <w:lvlJc w:val="left"/>
+      <w:pPr>
+        <w:tabs>
+          <w:tab w:val="num" w:pos="5760"/>
+        </w:tabs>
+        <w:ind w:left="5760" w:hanging="360"/>
+      </w:pPr>
+    </w:lvl>
+    <w:lvl w:ilvl="8" w:tentative="1">
+      <w:start w:val="1"/>
+      <w:numFmt w:val="decimal"/>
+      <w:lvlText w:val="%9."/>
+      <w:lvlJc w:val="left"/>
+      <w:pPr>
+        <w:tabs>
+          <w:tab w:val="num" w:pos="6480"/>
+        </w:tabs>
+        <w:ind w:left="6480" w:hanging="360"/>
+      </w:pPr>
+    </w:lvl>
+  </w:abstractNum>
+  <w:abstractNum w:abstractNumId="5" w15:restartNumberingAfterBreak="0">
+    <w:nsid w:val="6F295430"/>
+    <w:multiLevelType w:val="multilevel"/>
+    <w:tmpl w:val="DEFE78E2"/>
+    <w:lvl w:ilvl="0">
+      <w:start w:val="1"/>
+      <w:numFmt w:val="decimal"/>
+      <w:lvlText w:val="%1."/>
+      <w:lvlJc w:val="left"/>
+      <w:pPr>
+        <w:tabs>
+          <w:tab w:val="num" w:pos="1068"/>
+        </w:tabs>
+        <w:ind w:left="1068" w:hanging="360"/>
+      </w:pPr>
+    </w:lvl>
+    <w:lvl w:ilvl="1" w:tentative="1">
+      <w:start w:val="1"/>
+      <w:numFmt w:val="decimal"/>
+      <w:lvlText w:val="%2."/>
+      <w:lvlJc w:val="left"/>
+      <w:pPr>
+        <w:tabs>
+          <w:tab w:val="num" w:pos="1788"/>
+        </w:tabs>
+        <w:ind w:left="1788" w:hanging="360"/>
+      </w:pPr>
+    </w:lvl>
+    <w:lvl w:ilvl="2" w:tentative="1">
+      <w:start w:val="1"/>
+      <w:numFmt w:val="decimal"/>
+      <w:lvlText w:val="%3."/>
+      <w:lvlJc w:val="left"/>
+      <w:pPr>
+        <w:tabs>
+          <w:tab w:val="num" w:pos="2508"/>
+        </w:tabs>
+        <w:ind w:left="2508" w:hanging="360"/>
+      </w:pPr>
+    </w:lvl>
+    <w:lvl w:ilvl="3" w:tentative="1">
+      <w:start w:val="1"/>
+      <w:numFmt w:val="decimal"/>
+      <w:lvlText w:val="%4."/>
+      <w:lvlJc w:val="left"/>
+      <w:pPr>
+        <w:tabs>
+          <w:tab w:val="num" w:pos="3228"/>
+        </w:tabs>
+        <w:ind w:left="3228" w:hanging="360"/>
+      </w:pPr>
+    </w:lvl>
+    <w:lvl w:ilvl="4" w:tentative="1">
+      <w:start w:val="1"/>
+      <w:numFmt w:val="decimal"/>
+      <w:lvlText w:val="%5."/>
+      <w:lvlJc w:val="left"/>
+      <w:pPr>
+        <w:tabs>
+          <w:tab w:val="num" w:pos="3948"/>
+        </w:tabs>
+        <w:ind w:left="3948" w:hanging="360"/>
+      </w:pPr>
+    </w:lvl>
+    <w:lvl w:ilvl="5" w:tentative="1">
+      <w:start w:val="1"/>
+      <w:numFmt w:val="decimal"/>
+      <w:lvlText w:val="%6."/>
+      <w:lvlJc w:val="left"/>
+      <w:pPr>
+        <w:tabs>
+          <w:tab w:val="num" w:pos="4668"/>
+        </w:tabs>
+        <w:ind w:left="4668" w:hanging="360"/>
+      </w:pPr>
+    </w:lvl>
+    <w:lvl w:ilvl="6" w:tentative="1">
+      <w:start w:val="1"/>
+      <w:numFmt w:val="decimal"/>
+      <w:lvlText w:val="%7."/>
+      <w:lvlJc w:val="left"/>
+      <w:pPr>
+        <w:tabs>
+          <w:tab w:val="num" w:pos="5388"/>
+        </w:tabs>
+        <w:ind w:left="5388" w:hanging="360"/>
+      </w:pPr>
+    </w:lvl>
+    <w:lvl w:ilvl="7" w:tentative="1">
+      <w:start w:val="1"/>
+      <w:numFmt w:val="decimal"/>
+      <w:lvlText w:val="%8."/>
+      <w:lvlJc w:val="left"/>
+      <w:pPr>
+        <w:tabs>
+          <w:tab w:val="num" w:pos="6108"/>
+        </w:tabs>
+        <w:ind w:left="6108" w:hanging="360"/>
+      </w:pPr>
+    </w:lvl>
+    <w:lvl w:ilvl="8" w:tentative="1">
+      <w:start w:val="1"/>
+      <w:numFmt w:val="decimal"/>
+      <w:lvlText w:val="%9."/>
+      <w:lvlJc w:val="left"/>
+      <w:pPr>
+        <w:tabs>
+          <w:tab w:val="num" w:pos="6828"/>
+        </w:tabs>
+        <w:ind w:left="6828" w:hanging="360"/>
+      </w:pPr>
+    </w:lvl>
+  </w:abstractNum>
+  <w:abstractNum w:abstractNumId="6" w15:restartNumberingAfterBreak="0">
+    <w:nsid w:val="737109B1"/>
+    <w:multiLevelType w:val="multilevel"/>
+    <w:tmpl w:val="01A44786"/>
+    <w:lvl w:ilvl="0">
+      <w:start w:val="1"/>
+      <w:numFmt w:val="bullet"/>
+      <w:lvlText w:val=""/>
+      <w:lvlJc w:val="left"/>
+      <w:pPr>
+        <w:tabs>
+          <w:tab w:val="num" w:pos="1068"/>
+        </w:tabs>
+        <w:ind w:left="1068" w:hanging="360"/>
+      </w:pPr>
+      <w:rPr>
+        <w:rFonts w:ascii="Symbol" w:hAnsi="Symbol" w:hint="default"/>
+        <w:sz w:val="20"/>
+      </w:rPr>
+    </w:lvl>
+    <w:lvl w:ilvl="1" w:tentative="1">
+      <w:start w:val="1"/>
+      <w:numFmt w:val="bullet"/>
+      <w:lvlText w:val=""/>
+      <w:lvlJc w:val="left"/>
+      <w:pPr>
+        <w:tabs>
+          <w:tab w:val="num" w:pos="1788"/>
+        </w:tabs>
+        <w:ind w:left="1788" w:hanging="360"/>
+      </w:pPr>
+      <w:rPr>
+        <w:rFonts w:ascii="Symbol" w:hAnsi="Symbol" w:hint="default"/>
+        <w:sz w:val="20"/>
+      </w:rPr>
+    </w:lvl>
+    <w:lvl w:ilvl="2" w:tentative="1">
+      <w:start w:val="1"/>
+      <w:numFmt w:val="bullet"/>
+      <w:lvlText w:val=""/>
+      <w:lvlJc w:val="left"/>
+      <w:pPr>
+        <w:tabs>
+          <w:tab w:val="num" w:pos="2508"/>
+        </w:tabs>
+        <w:ind w:left="2508" w:hanging="360"/>
+      </w:pPr>
+      <w:rPr>
+        <w:rFonts w:ascii="Symbol" w:hAnsi="Symbol" w:hint="default"/>
+        <w:sz w:val="20"/>
+      </w:rPr>
+    </w:lvl>
+    <w:lvl w:ilvl="3" w:tentative="1">
+      <w:start w:val="1"/>
+      <w:numFmt w:val="bullet"/>
+      <w:lvlText w:val=""/>
+      <w:lvlJc w:val="left"/>
+      <w:pPr>
+        <w:tabs>
+          <w:tab w:val="num" w:pos="3228"/>
+        </w:tabs>
+        <w:ind w:left="3228" w:hanging="360"/>
+      </w:pPr>
+      <w:rPr>
+        <w:rFonts w:ascii="Symbol" w:hAnsi="Symbol" w:hint="default"/>
+        <w:sz w:val="20"/>
+      </w:rPr>
+    </w:lvl>
+    <w:lvl w:ilvl="4" w:tentative="1">
+      <w:start w:val="1"/>
+      <w:numFmt w:val="bullet"/>
+      <w:lvlText w:val=""/>
+      <w:lvlJc w:val="left"/>
+      <w:pPr>
+        <w:tabs>
+          <w:tab w:val="num" w:pos="3948"/>
+        </w:tabs>
+        <w:ind w:left="3948" w:hanging="360"/>
+      </w:pPr>
+      <w:rPr>
+        <w:rFonts w:ascii="Symbol" w:hAnsi="Symbol" w:hint="default"/>
+        <w:sz w:val="20"/>
+      </w:rPr>
+    </w:lvl>
+    <w:lvl w:ilvl="5" w:tentative="1">
+      <w:start w:val="1"/>
+      <w:numFmt w:val="bullet"/>
+      <w:lvlText w:val=""/>
+      <w:lvlJc w:val="left"/>
+      <w:pPr>
+        <w:tabs>
+          <w:tab w:val="num" w:pos="4668"/>
+        </w:tabs>
+        <w:ind w:left="4668" w:hanging="360"/>
+      </w:pPr>
+      <w:rPr>
+        <w:rFonts w:ascii="Symbol" w:hAnsi="Symbol" w:hint="default"/>
+        <w:sz w:val="20"/>
+      </w:rPr>
+    </w:lvl>
+    <w:lvl w:ilvl="6" w:tentative="1">
+      <w:start w:val="1"/>
+      <w:numFmt w:val="bullet"/>
+      <w:lvlText w:val=""/>
+      <w:lvlJc w:val="left"/>
+      <w:pPr>
+        <w:tabs>
+          <w:tab w:val="num" w:pos="5388"/>
+        </w:tabs>
+        <w:ind w:left="5388" w:hanging="360"/>
+      </w:pPr>
+      <w:rPr>
+        <w:rFonts w:ascii="Symbol" w:hAnsi="Symbol" w:hint="default"/>
+        <w:sz w:val="20"/>
+      </w:rPr>
+    </w:lvl>
+    <w:lvl w:ilvl="7" w:tentative="1">
+      <w:start w:val="1"/>
+      <w:numFmt w:val="bullet"/>
+      <w:lvlText w:val=""/>
+      <w:lvlJc w:val="left"/>
+      <w:pPr>
+        <w:tabs>
+          <w:tab w:val="num" w:pos="6108"/>
+        </w:tabs>
+        <w:ind w:left="6108" w:hanging="360"/>
+      </w:pPr>
+      <w:rPr>
+        <w:rFonts w:ascii="Symbol" w:hAnsi="Symbol" w:hint="default"/>
+        <w:sz w:val="20"/>
+      </w:rPr>
+    </w:lvl>
+    <w:lvl w:ilvl="8" w:tentative="1">
+      <w:start w:val="1"/>
+      <w:numFmt w:val="bullet"/>
+      <w:lvlText w:val=""/>
+      <w:lvlJc w:val="left"/>
+      <w:pPr>
+        <w:tabs>
+          <w:tab w:val="num" w:pos="6828"/>
+        </w:tabs>
+        <w:ind w:left="6828" w:hanging="360"/>
+      </w:pPr>
+      <w:rPr>
+        <w:rFonts w:ascii="Symbol" w:hAnsi="Symbol" w:hint="default"/>
+        <w:sz w:val="20"/>
+      </w:rPr>
+    </w:lvl>
+  </w:abstractNum>
   <w:num w:numId="1" w16cid:durableId="64645017">
+    <w:abstractNumId w:val="2"/>
+  </w:num>
+  <w:num w:numId="2" w16cid:durableId="2088837553">
+    <w:abstractNumId w:val="5"/>
+  </w:num>
+  <w:num w:numId="3" w16cid:durableId="122700704">
+    <w:abstractNumId w:val="4"/>
+  </w:num>
+  <w:num w:numId="4" w16cid:durableId="20328465">
+    <w:abstractNumId w:val="3"/>
+  </w:num>
+  <w:num w:numId="5" w16cid:durableId="1982418134">
     <w:abstractNumId w:val="0"/>
+  </w:num>
+  <w:num w:numId="6" w16cid:durableId="1360085294">
+    <w:abstractNumId w:val="1"/>
+  </w:num>
+  <w:num w:numId="7" w16cid:durableId="523599576">
+    <w:abstractNumId w:val="6"/>
   </w:num>
 </w:numbering>
 </file>
@@ -1720,6 +3341,38 @@
       <w:shd w:val="clear" w:color="auto" w:fill="E1DFDD"/>
     </w:rPr>
   </w:style>
+  <w:style w:type="paragraph" w:styleId="HTML">
+    <w:name w:val="HTML Preformatted"/>
+    <w:basedOn w:val="a"/>
+    <w:link w:val="HTML0"/>
+    <w:uiPriority w:val="99"/>
+    <w:semiHidden/>
+    <w:unhideWhenUsed/>
+    <w:rsid w:val="00897816"/>
+    <w:pPr>
+      <w:spacing w:after="0" w:line="240" w:lineRule="auto"/>
+    </w:pPr>
+    <w:rPr>
+      <w:rFonts w:ascii="Consolas" w:hAnsi="Consolas"/>
+      <w:sz w:val="20"/>
+      <w:szCs w:val="20"/>
+    </w:rPr>
+  </w:style>
+  <w:style w:type="character" w:customStyle="1" w:styleId="HTML0">
+    <w:name w:val="Стандартный HTML Знак"/>
+    <w:basedOn w:val="a0"/>
+    <w:link w:val="HTML"/>
+    <w:uiPriority w:val="99"/>
+    <w:semiHidden/>
+    <w:rsid w:val="00897816"/>
+    <w:rPr>
+      <w:rFonts w:ascii="Consolas" w:hAnsi="Consolas"/>
+      <w:kern w:val="0"/>
+      <w:sz w:val="20"/>
+      <w:szCs w:val="20"/>
+      <w14:ligatures w14:val="none"/>
+    </w:rPr>
+  </w:style>
 </w:styles>
 </file>
 

--- a/Подготовка к экзамену/1 вопрос. Теория.docx
+++ b/Подготовка к экзамену/1 вопрос. Теория.docx
@@ -423,7 +423,6 @@
         <w:rPr>
           <w:b/>
           <w:bCs/>
-          <w:lang w:val="en-US"/>
         </w:rPr>
       </w:pPr>
     </w:p>
@@ -544,7 +543,224 @@
         <w:jc w:val="both"/>
       </w:pPr>
       <w:r>
-        <w:t>Проверка программного обеспечения, серверов или сетей за пределами их нормальных эксплуатационных возможностей (например, при резком скачке трафика или нехватке памяти). Это помогает понять, как система справляется с перегрузками и восстанавливается после сбоев.</w:t>
+        <w:t>Стресс</w:t>
+      </w:r>
+      <w:r>
+        <w:noBreakHyphen/>
+        <w:t>тестирование — это метод автоматической проверки корректности и устойчивости алгоритма путём многократного запуска на случайных и граничных входных данных с сравнением результатов с эталонной реализацией.</w:t>
+      </w:r>
+    </w:p>
+    <w:p>
+      <w:pPr>
+        <w:pStyle w:val="a7"/>
+        <w:spacing w:after="0"/>
+        <w:jc w:val="both"/>
+      </w:pPr>
+    </w:p>
+    <w:p>
+      <w:pPr>
+        <w:pStyle w:val="a7"/>
+        <w:spacing w:after="0"/>
+        <w:jc w:val="both"/>
+      </w:pPr>
+      <w:r>
+        <w:t>Стресс</w:t>
+      </w:r>
+      <w:r>
+        <w:noBreakHyphen/>
+        <w:t>тестирование также помогает проверить:</w:t>
+      </w:r>
+    </w:p>
+    <w:p>
+      <w:pPr>
+        <w:pStyle w:val="a7"/>
+        <w:numPr>
+          <w:ilvl w:val="0"/>
+          <w:numId w:val="8"/>
+        </w:numPr>
+        <w:spacing w:after="0"/>
+        <w:jc w:val="both"/>
+      </w:pPr>
+      <w:r>
+        <w:t>укладывается ли алгоритм во временные ограничения,</w:t>
+      </w:r>
+    </w:p>
+    <w:p>
+      <w:pPr>
+        <w:pStyle w:val="a7"/>
+        <w:numPr>
+          <w:ilvl w:val="0"/>
+          <w:numId w:val="8"/>
+        </w:numPr>
+        <w:spacing w:after="0"/>
+        <w:jc w:val="both"/>
+      </w:pPr>
+      <w:r>
+        <w:t>нет ли деградации до худшего случая,</w:t>
+      </w:r>
+    </w:p>
+    <w:p>
+      <w:pPr>
+        <w:pStyle w:val="a7"/>
+        <w:numPr>
+          <w:ilvl w:val="0"/>
+          <w:numId w:val="8"/>
+        </w:numPr>
+        <w:spacing w:after="0"/>
+        <w:jc w:val="both"/>
+      </w:pPr>
+      <w:r>
+        <w:t>нет ли переполнения стека (глубокая рекурсия).</w:t>
+      </w:r>
+    </w:p>
+    <w:p>
+      <w:pPr>
+        <w:pStyle w:val="a7"/>
+        <w:spacing w:after="0"/>
+        <w:ind w:left="1068"/>
+        <w:jc w:val="both"/>
+      </w:pPr>
+    </w:p>
+    <w:p>
+      <w:pPr>
+        <w:spacing w:after="0"/>
+        <w:ind w:left="708"/>
+        <w:jc w:val="both"/>
+      </w:pPr>
+      <w:r>
+        <w:t>Даже если алгоритм теоретически корректен, в реализации могут быть:</w:t>
+      </w:r>
+    </w:p>
+    <w:p>
+      <w:pPr>
+        <w:pStyle w:val="a7"/>
+        <w:numPr>
+          <w:ilvl w:val="0"/>
+          <w:numId w:val="8"/>
+        </w:numPr>
+        <w:spacing w:after="0"/>
+        <w:jc w:val="both"/>
+      </w:pPr>
+      <w:r>
+        <w:t>ошибки индексов,</w:t>
+      </w:r>
+    </w:p>
+    <w:p>
+      <w:pPr>
+        <w:pStyle w:val="a7"/>
+        <w:numPr>
+          <w:ilvl w:val="0"/>
+          <w:numId w:val="8"/>
+        </w:numPr>
+        <w:spacing w:after="0"/>
+        <w:jc w:val="both"/>
+      </w:pPr>
+      <w:r>
+        <w:t>проблемы с границами массива,</w:t>
+      </w:r>
+    </w:p>
+    <w:p>
+      <w:pPr>
+        <w:pStyle w:val="a7"/>
+        <w:numPr>
+          <w:ilvl w:val="0"/>
+          <w:numId w:val="8"/>
+        </w:numPr>
+        <w:spacing w:after="0"/>
+        <w:jc w:val="both"/>
+      </w:pPr>
+      <w:r>
+        <w:t>переполнение,</w:t>
+      </w:r>
+    </w:p>
+    <w:p>
+      <w:pPr>
+        <w:pStyle w:val="a7"/>
+        <w:numPr>
+          <w:ilvl w:val="0"/>
+          <w:numId w:val="8"/>
+        </w:numPr>
+        <w:spacing w:after="0"/>
+        <w:jc w:val="both"/>
+      </w:pPr>
+      <w:r>
+        <w:t>неправильная обработка пустых или минимальных входов,</w:t>
+      </w:r>
+    </w:p>
+    <w:p>
+      <w:pPr>
+        <w:pStyle w:val="a7"/>
+        <w:numPr>
+          <w:ilvl w:val="0"/>
+          <w:numId w:val="8"/>
+        </w:numPr>
+        <w:spacing w:after="0"/>
+        <w:jc w:val="both"/>
+      </w:pPr>
+      <w:r>
+        <w:t>ошибки в рекурсии.</w:t>
+      </w:r>
+    </w:p>
+    <w:p>
+      <w:pPr>
+        <w:pStyle w:val="a7"/>
+        <w:numPr>
+          <w:ilvl w:val="0"/>
+          <w:numId w:val="8"/>
+        </w:numPr>
+        <w:spacing w:after="0"/>
+        <w:jc w:val="both"/>
+      </w:pPr>
+      <w:r>
+        <w:t>Стресс</w:t>
+      </w:r>
+      <w:r>
+        <w:noBreakHyphen/>
+        <w:t>тест помогает выявить такие ошибки автоматически.</w:t>
+      </w:r>
+    </w:p>
+    <w:p>
+      <w:pPr>
+        <w:spacing w:after="0"/>
+        <w:ind w:left="708"/>
+        <w:jc w:val="both"/>
+      </w:pPr>
+    </w:p>
+    <w:p>
+      <w:pPr>
+        <w:spacing w:after="0"/>
+        <w:ind w:left="1068"/>
+        <w:jc w:val="both"/>
+        <w:rPr>
+          <w:lang w:val="en-US"/>
+        </w:rPr>
+      </w:pPr>
+      <w:r>
+        <w:rPr>
+          <w:highlight w:val="yellow"/>
+        </w:rPr>
+        <w:t>Стресс</w:t>
+      </w:r>
+      <w:r>
+        <w:rPr>
+          <w:highlight w:val="yellow"/>
+        </w:rPr>
+        <w:noBreakHyphen/>
+        <w:t>тестирование — это способ проверки алгоритма на корректность и устойчивость путём запуска его на большом количестве случайных и граничных входных данных. Даже если алгоритм теоретически правильный, в реализации могут быть ошибки: неправильная работа с индексами, проблемы с границами массива, ошибки в рекурсии или обработке пустых структур. Стресс</w:t>
+      </w:r>
+      <w:r>
+        <w:rPr>
+          <w:highlight w:val="yellow"/>
+        </w:rPr>
+        <w:noBreakHyphen/>
+        <w:t>тестирование помогает такие ошибки обнаружить. Обычно для этого пишут две версии решения: одну — быструю и основную, вторую — простую и очевидно правильную, но медленную. Затем генерируют множество случайных входных данных и сравнивают результаты обеих программ. Если результаты отличаются, значит в основной реализации есть ошибка. Также важно проверять крайние случаи: пустые данные, один элемент, уже отсортированные или обратно отсортированные массивы, наличие повторяющихся значений и максимально возможные размеры входа. Кроме проверки корректности, стресс</w:t>
+      </w:r>
+      <w:r>
+        <w:rPr>
+          <w:highlight w:val="yellow"/>
+        </w:rPr>
+        <w:noBreakHyphen/>
+        <w:t>тестирование помогает убедиться, что алгоритм выдерживает большие нагрузки и не деградирует до худшего случая по времени или памяти.</w:t>
       </w:r>
     </w:p>
     <w:p>
@@ -1002,7 +1218,6 @@
           <w:b/>
           <w:bCs/>
         </w:rPr>
-        <w:lastRenderedPageBreak/>
         <w:t xml:space="preserve">Итератор на </w:t>
       </w:r>
       <w:proofErr w:type="spellStart"/>
@@ -1238,9 +1453,6 @@
         <w:spacing w:after="0"/>
         <w:ind w:left="708"/>
         <w:jc w:val="both"/>
-        <w:rPr>
-          <w:lang w:val="en-US"/>
-        </w:rPr>
       </w:pPr>
     </w:p>
     <w:p>
@@ -1377,6 +1589,7 @@
         <w:jc w:val="both"/>
       </w:pPr>
       <w:r>
+        <w:lastRenderedPageBreak/>
         <w:t>Хэш-функция — это функция h: U → {0, 1, ..., m-1}, которая преобразует данные произвольного размера (ключ, строку, файл) в фиксированное целое число (хэш, дайджест) из ограниченного диапазона.</w:t>
       </w:r>
     </w:p>
@@ -1494,6 +1707,155 @@
 <file path=word/numbering.xml><?xml version="1.0" encoding="utf-8"?>
 <w:numbering xmlns:wpc="http://schemas.microsoft.com/office/word/2010/wordprocessingCanvas" xmlns:cx="http://schemas.microsoft.com/office/drawing/2014/chartex" xmlns:cx1="http://schemas.microsoft.com/office/drawing/2015/9/8/chartex" xmlns:cx2="http://schemas.microsoft.com/office/drawing/2015/10/21/chartex" xmlns:cx3="http://schemas.microsoft.com/office/drawing/2016/5/9/chartex" xmlns:cx4="http://schemas.microsoft.com/office/drawing/2016/5/10/chartex" xmlns:cx5="http://schemas.microsoft.com/office/drawing/2016/5/11/chartex" xmlns:cx6="http://schemas.microsoft.com/office/drawing/2016/5/12/chartex" xmlns:cx7="http://schemas.microsoft.com/office/drawing/2016/5/13/chartex" xmlns:cx8="http://schemas.microsoft.com/office/drawing/2016/5/14/chartex" xmlns:mc="http://schemas.openxmlformats.org/markup-compatibility/2006" xmlns:aink="http://schemas.microsoft.com/office/drawing/2016/ink" xmlns:am3d="http://schemas.microsoft.com/office/drawing/2017/model3d" xmlns:o="urn:schemas-microsoft-com:office:office" xmlns:oel="http://schemas.microsoft.com/office/2019/extlst" xmlns:r="http://schemas.openxmlformats.org/officeDocument/2006/relationships" xmlns:m="http://schemas.openxmlformats.org/officeDocument/2006/math" xmlns:v="urn:schemas-microsoft-com:vml" xmlns:wp14="http://schemas.microsoft.com/office/word/2010/wordprocessingDrawing" xmlns:wp="http://schemas.openxmlformats.org/drawingml/2006/wordprocessingDrawing" xmlns:w10="urn:schemas-microsoft-com:office:word" xmlns:w="http://schemas.openxmlformats.org/wordprocessingml/2006/main" xmlns:w14="http://schemas.microsoft.com/office/word/2010/wordml" xmlns:w15="http://schemas.microsoft.com/office/word/2012/wordml" xmlns:w16cex="http://schemas.microsoft.com/office/word/2018/wordml/cex" xmlns:w16cid="http://schemas.microsoft.com/office/word/2016/wordml/cid" xmlns:w16="http://schemas.microsoft.com/office/word/2018/wordml" xmlns:w16sdtdh="http://schemas.microsoft.com/office/word/2020/wordml/sdtdatahash" xmlns:w16se="http://schemas.microsoft.com/office/word/2015/wordml/symex" xmlns:wpg="http://schemas.microsoft.com/office/word/2010/wordprocessingGroup" xmlns:wpi="http://schemas.microsoft.com/office/word/2010/wordprocessingInk" xmlns:wne="http://schemas.microsoft.com/office/word/2006/wordml" xmlns:wps="http://schemas.microsoft.com/office/word/2010/wordprocessingShape" mc:Ignorable="w14 w15 w16se w16cid w16 w16cex w16sdtdh wp14">
   <w:abstractNum w:abstractNumId="0" w15:restartNumberingAfterBreak="0">
+    <w:nsid w:val="08D75ED6"/>
+    <w:multiLevelType w:val="multilevel"/>
+    <w:tmpl w:val="1E225D7C"/>
+    <w:lvl w:ilvl="0">
+      <w:start w:val="1"/>
+      <w:numFmt w:val="bullet"/>
+      <w:lvlText w:val=""/>
+      <w:lvlJc w:val="left"/>
+      <w:pPr>
+        <w:tabs>
+          <w:tab w:val="num" w:pos="720"/>
+        </w:tabs>
+        <w:ind w:left="720" w:hanging="360"/>
+      </w:pPr>
+      <w:rPr>
+        <w:rFonts w:ascii="Symbol" w:hAnsi="Symbol" w:hint="default"/>
+        <w:sz w:val="20"/>
+      </w:rPr>
+    </w:lvl>
+    <w:lvl w:ilvl="1" w:tentative="1">
+      <w:start w:val="1"/>
+      <w:numFmt w:val="bullet"/>
+      <w:lvlText w:val=""/>
+      <w:lvlJc w:val="left"/>
+      <w:pPr>
+        <w:tabs>
+          <w:tab w:val="num" w:pos="1440"/>
+        </w:tabs>
+        <w:ind w:left="1440" w:hanging="360"/>
+      </w:pPr>
+      <w:rPr>
+        <w:rFonts w:ascii="Symbol" w:hAnsi="Symbol" w:hint="default"/>
+        <w:sz w:val="20"/>
+      </w:rPr>
+    </w:lvl>
+    <w:lvl w:ilvl="2" w:tentative="1">
+      <w:start w:val="1"/>
+      <w:numFmt w:val="bullet"/>
+      <w:lvlText w:val=""/>
+      <w:lvlJc w:val="left"/>
+      <w:pPr>
+        <w:tabs>
+          <w:tab w:val="num" w:pos="2160"/>
+        </w:tabs>
+        <w:ind w:left="2160" w:hanging="360"/>
+      </w:pPr>
+      <w:rPr>
+        <w:rFonts w:ascii="Symbol" w:hAnsi="Symbol" w:hint="default"/>
+        <w:sz w:val="20"/>
+      </w:rPr>
+    </w:lvl>
+    <w:lvl w:ilvl="3" w:tentative="1">
+      <w:start w:val="1"/>
+      <w:numFmt w:val="bullet"/>
+      <w:lvlText w:val=""/>
+      <w:lvlJc w:val="left"/>
+      <w:pPr>
+        <w:tabs>
+          <w:tab w:val="num" w:pos="2880"/>
+        </w:tabs>
+        <w:ind w:left="2880" w:hanging="360"/>
+      </w:pPr>
+      <w:rPr>
+        <w:rFonts w:ascii="Symbol" w:hAnsi="Symbol" w:hint="default"/>
+        <w:sz w:val="20"/>
+      </w:rPr>
+    </w:lvl>
+    <w:lvl w:ilvl="4" w:tentative="1">
+      <w:start w:val="1"/>
+      <w:numFmt w:val="bullet"/>
+      <w:lvlText w:val=""/>
+      <w:lvlJc w:val="left"/>
+      <w:pPr>
+        <w:tabs>
+          <w:tab w:val="num" w:pos="3600"/>
+        </w:tabs>
+        <w:ind w:left="3600" w:hanging="360"/>
+      </w:pPr>
+      <w:rPr>
+        <w:rFonts w:ascii="Symbol" w:hAnsi="Symbol" w:hint="default"/>
+        <w:sz w:val="20"/>
+      </w:rPr>
+    </w:lvl>
+    <w:lvl w:ilvl="5" w:tentative="1">
+      <w:start w:val="1"/>
+      <w:numFmt w:val="bullet"/>
+      <w:lvlText w:val=""/>
+      <w:lvlJc w:val="left"/>
+      <w:pPr>
+        <w:tabs>
+          <w:tab w:val="num" w:pos="4320"/>
+        </w:tabs>
+        <w:ind w:left="4320" w:hanging="360"/>
+      </w:pPr>
+      <w:rPr>
+        <w:rFonts w:ascii="Symbol" w:hAnsi="Symbol" w:hint="default"/>
+        <w:sz w:val="20"/>
+      </w:rPr>
+    </w:lvl>
+    <w:lvl w:ilvl="6" w:tentative="1">
+      <w:start w:val="1"/>
+      <w:numFmt w:val="bullet"/>
+      <w:lvlText w:val=""/>
+      <w:lvlJc w:val="left"/>
+      <w:pPr>
+        <w:tabs>
+          <w:tab w:val="num" w:pos="5040"/>
+        </w:tabs>
+        <w:ind w:left="5040" w:hanging="360"/>
+      </w:pPr>
+      <w:rPr>
+        <w:rFonts w:ascii="Symbol" w:hAnsi="Symbol" w:hint="default"/>
+        <w:sz w:val="20"/>
+      </w:rPr>
+    </w:lvl>
+    <w:lvl w:ilvl="7" w:tentative="1">
+      <w:start w:val="1"/>
+      <w:numFmt w:val="bullet"/>
+      <w:lvlText w:val=""/>
+      <w:lvlJc w:val="left"/>
+      <w:pPr>
+        <w:tabs>
+          <w:tab w:val="num" w:pos="5760"/>
+        </w:tabs>
+        <w:ind w:left="5760" w:hanging="360"/>
+      </w:pPr>
+      <w:rPr>
+        <w:rFonts w:ascii="Symbol" w:hAnsi="Symbol" w:hint="default"/>
+        <w:sz w:val="20"/>
+      </w:rPr>
+    </w:lvl>
+    <w:lvl w:ilvl="8" w:tentative="1">
+      <w:start w:val="1"/>
+      <w:numFmt w:val="bullet"/>
+      <w:lvlText w:val=""/>
+      <w:lvlJc w:val="left"/>
+      <w:pPr>
+        <w:tabs>
+          <w:tab w:val="num" w:pos="6480"/>
+        </w:tabs>
+        <w:ind w:left="6480" w:hanging="360"/>
+      </w:pPr>
+      <w:rPr>
+        <w:rFonts w:ascii="Symbol" w:hAnsi="Symbol" w:hint="default"/>
+        <w:sz w:val="20"/>
+      </w:rPr>
+    </w:lvl>
+  </w:abstractNum>
+  <w:abstractNum w:abstractNumId="1" w15:restartNumberingAfterBreak="0">
     <w:nsid w:val="34C35648"/>
     <w:multiLevelType w:val="multilevel"/>
     <w:tmpl w:val="855479FA"/>
@@ -1642,7 +2004,7 @@
       </w:rPr>
     </w:lvl>
   </w:abstractNum>
-  <w:abstractNum w:abstractNumId="1" w15:restartNumberingAfterBreak="0">
+  <w:abstractNum w:abstractNumId="2" w15:restartNumberingAfterBreak="0">
     <w:nsid w:val="4C0B02C0"/>
     <w:multiLevelType w:val="multilevel"/>
     <w:tmpl w:val="7E2E1478"/>
@@ -1791,7 +2153,7 @@
       </w:rPr>
     </w:lvl>
   </w:abstractNum>
-  <w:abstractNum w:abstractNumId="2" w15:restartNumberingAfterBreak="0">
+  <w:abstractNum w:abstractNumId="3" w15:restartNumberingAfterBreak="0">
     <w:nsid w:val="53465F24"/>
     <w:multiLevelType w:val="hybridMultilevel"/>
     <w:tmpl w:val="3D823354"/>
@@ -1880,7 +2242,7 @@
       </w:pPr>
     </w:lvl>
   </w:abstractNum>
-  <w:abstractNum w:abstractNumId="3" w15:restartNumberingAfterBreak="0">
+  <w:abstractNum w:abstractNumId="4" w15:restartNumberingAfterBreak="0">
     <w:nsid w:val="5460352B"/>
     <w:multiLevelType w:val="multilevel"/>
     <w:tmpl w:val="F4C48F32"/>
@@ -1993,7 +2355,7 @@
       </w:pPr>
     </w:lvl>
   </w:abstractNum>
-  <w:abstractNum w:abstractNumId="4" w15:restartNumberingAfterBreak="0">
+  <w:abstractNum w:abstractNumId="5" w15:restartNumberingAfterBreak="0">
     <w:nsid w:val="5A9C5F94"/>
     <w:multiLevelType w:val="multilevel"/>
     <w:tmpl w:val="12988E7E"/>
@@ -2106,7 +2468,7 @@
       </w:pPr>
     </w:lvl>
   </w:abstractNum>
-  <w:abstractNum w:abstractNumId="5" w15:restartNumberingAfterBreak="0">
+  <w:abstractNum w:abstractNumId="6" w15:restartNumberingAfterBreak="0">
     <w:nsid w:val="6F295430"/>
     <w:multiLevelType w:val="multilevel"/>
     <w:tmpl w:val="DEFE78E2"/>
@@ -2219,7 +2581,7 @@
       </w:pPr>
     </w:lvl>
   </w:abstractNum>
-  <w:abstractNum w:abstractNumId="6" w15:restartNumberingAfterBreak="0">
+  <w:abstractNum w:abstractNumId="7" w15:restartNumberingAfterBreak="0">
     <w:nsid w:val="737109B1"/>
     <w:multiLevelType w:val="multilevel"/>
     <w:tmpl w:val="01A44786"/>
@@ -2368,26 +2730,181 @@
       </w:rPr>
     </w:lvl>
   </w:abstractNum>
+  <w:abstractNum w:abstractNumId="8" w15:restartNumberingAfterBreak="0">
+    <w:nsid w:val="7AEC0F31"/>
+    <w:multiLevelType w:val="multilevel"/>
+    <w:tmpl w:val="1CB0EB28"/>
+    <w:lvl w:ilvl="0">
+      <w:start w:val="1"/>
+      <w:numFmt w:val="bullet"/>
+      <w:lvlText w:val=""/>
+      <w:lvlJc w:val="left"/>
+      <w:pPr>
+        <w:tabs>
+          <w:tab w:val="num" w:pos="1068"/>
+        </w:tabs>
+        <w:ind w:left="1068" w:hanging="360"/>
+      </w:pPr>
+      <w:rPr>
+        <w:rFonts w:ascii="Symbol" w:hAnsi="Symbol" w:hint="default"/>
+        <w:sz w:val="20"/>
+      </w:rPr>
+    </w:lvl>
+    <w:lvl w:ilvl="1" w:tentative="1">
+      <w:start w:val="1"/>
+      <w:numFmt w:val="bullet"/>
+      <w:lvlText w:val=""/>
+      <w:lvlJc w:val="left"/>
+      <w:pPr>
+        <w:tabs>
+          <w:tab w:val="num" w:pos="1788"/>
+        </w:tabs>
+        <w:ind w:left="1788" w:hanging="360"/>
+      </w:pPr>
+      <w:rPr>
+        <w:rFonts w:ascii="Symbol" w:hAnsi="Symbol" w:hint="default"/>
+        <w:sz w:val="20"/>
+      </w:rPr>
+    </w:lvl>
+    <w:lvl w:ilvl="2" w:tentative="1">
+      <w:start w:val="1"/>
+      <w:numFmt w:val="bullet"/>
+      <w:lvlText w:val=""/>
+      <w:lvlJc w:val="left"/>
+      <w:pPr>
+        <w:tabs>
+          <w:tab w:val="num" w:pos="2508"/>
+        </w:tabs>
+        <w:ind w:left="2508" w:hanging="360"/>
+      </w:pPr>
+      <w:rPr>
+        <w:rFonts w:ascii="Symbol" w:hAnsi="Symbol" w:hint="default"/>
+        <w:sz w:val="20"/>
+      </w:rPr>
+    </w:lvl>
+    <w:lvl w:ilvl="3" w:tentative="1">
+      <w:start w:val="1"/>
+      <w:numFmt w:val="bullet"/>
+      <w:lvlText w:val=""/>
+      <w:lvlJc w:val="left"/>
+      <w:pPr>
+        <w:tabs>
+          <w:tab w:val="num" w:pos="3228"/>
+        </w:tabs>
+        <w:ind w:left="3228" w:hanging="360"/>
+      </w:pPr>
+      <w:rPr>
+        <w:rFonts w:ascii="Symbol" w:hAnsi="Symbol" w:hint="default"/>
+        <w:sz w:val="20"/>
+      </w:rPr>
+    </w:lvl>
+    <w:lvl w:ilvl="4" w:tentative="1">
+      <w:start w:val="1"/>
+      <w:numFmt w:val="bullet"/>
+      <w:lvlText w:val=""/>
+      <w:lvlJc w:val="left"/>
+      <w:pPr>
+        <w:tabs>
+          <w:tab w:val="num" w:pos="3948"/>
+        </w:tabs>
+        <w:ind w:left="3948" w:hanging="360"/>
+      </w:pPr>
+      <w:rPr>
+        <w:rFonts w:ascii="Symbol" w:hAnsi="Symbol" w:hint="default"/>
+        <w:sz w:val="20"/>
+      </w:rPr>
+    </w:lvl>
+    <w:lvl w:ilvl="5" w:tentative="1">
+      <w:start w:val="1"/>
+      <w:numFmt w:val="bullet"/>
+      <w:lvlText w:val=""/>
+      <w:lvlJc w:val="left"/>
+      <w:pPr>
+        <w:tabs>
+          <w:tab w:val="num" w:pos="4668"/>
+        </w:tabs>
+        <w:ind w:left="4668" w:hanging="360"/>
+      </w:pPr>
+      <w:rPr>
+        <w:rFonts w:ascii="Symbol" w:hAnsi="Symbol" w:hint="default"/>
+        <w:sz w:val="20"/>
+      </w:rPr>
+    </w:lvl>
+    <w:lvl w:ilvl="6" w:tentative="1">
+      <w:start w:val="1"/>
+      <w:numFmt w:val="bullet"/>
+      <w:lvlText w:val=""/>
+      <w:lvlJc w:val="left"/>
+      <w:pPr>
+        <w:tabs>
+          <w:tab w:val="num" w:pos="5388"/>
+        </w:tabs>
+        <w:ind w:left="5388" w:hanging="360"/>
+      </w:pPr>
+      <w:rPr>
+        <w:rFonts w:ascii="Symbol" w:hAnsi="Symbol" w:hint="default"/>
+        <w:sz w:val="20"/>
+      </w:rPr>
+    </w:lvl>
+    <w:lvl w:ilvl="7" w:tentative="1">
+      <w:start w:val="1"/>
+      <w:numFmt w:val="bullet"/>
+      <w:lvlText w:val=""/>
+      <w:lvlJc w:val="left"/>
+      <w:pPr>
+        <w:tabs>
+          <w:tab w:val="num" w:pos="6108"/>
+        </w:tabs>
+        <w:ind w:left="6108" w:hanging="360"/>
+      </w:pPr>
+      <w:rPr>
+        <w:rFonts w:ascii="Symbol" w:hAnsi="Symbol" w:hint="default"/>
+        <w:sz w:val="20"/>
+      </w:rPr>
+    </w:lvl>
+    <w:lvl w:ilvl="8" w:tentative="1">
+      <w:start w:val="1"/>
+      <w:numFmt w:val="bullet"/>
+      <w:lvlText w:val=""/>
+      <w:lvlJc w:val="left"/>
+      <w:pPr>
+        <w:tabs>
+          <w:tab w:val="num" w:pos="6828"/>
+        </w:tabs>
+        <w:ind w:left="6828" w:hanging="360"/>
+      </w:pPr>
+      <w:rPr>
+        <w:rFonts w:ascii="Symbol" w:hAnsi="Symbol" w:hint="default"/>
+        <w:sz w:val="20"/>
+      </w:rPr>
+    </w:lvl>
+  </w:abstractNum>
   <w:num w:numId="1" w16cid:durableId="64645017">
+    <w:abstractNumId w:val="3"/>
+  </w:num>
+  <w:num w:numId="2" w16cid:durableId="2088837553">
+    <w:abstractNumId w:val="6"/>
+  </w:num>
+  <w:num w:numId="3" w16cid:durableId="122700704">
+    <w:abstractNumId w:val="5"/>
+  </w:num>
+  <w:num w:numId="4" w16cid:durableId="20328465">
+    <w:abstractNumId w:val="4"/>
+  </w:num>
+  <w:num w:numId="5" w16cid:durableId="1982418134">
+    <w:abstractNumId w:val="1"/>
+  </w:num>
+  <w:num w:numId="6" w16cid:durableId="1360085294">
     <w:abstractNumId w:val="2"/>
   </w:num>
-  <w:num w:numId="2" w16cid:durableId="2088837553">
-    <w:abstractNumId w:val="5"/>
+  <w:num w:numId="7" w16cid:durableId="523599576">
+    <w:abstractNumId w:val="7"/>
   </w:num>
-  <w:num w:numId="3" w16cid:durableId="122700704">
-    <w:abstractNumId w:val="4"/>
+  <w:num w:numId="8" w16cid:durableId="69424501">
+    <w:abstractNumId w:val="8"/>
   </w:num>
-  <w:num w:numId="4" w16cid:durableId="20328465">
-    <w:abstractNumId w:val="3"/>
-  </w:num>
-  <w:num w:numId="5" w16cid:durableId="1982418134">
+  <w:num w:numId="9" w16cid:durableId="1617327667">
     <w:abstractNumId w:val="0"/>
-  </w:num>
-  <w:num w:numId="6" w16cid:durableId="1360085294">
-    <w:abstractNumId w:val="1"/>
-  </w:num>
-  <w:num w:numId="7" w16cid:durableId="523599576">
-    <w:abstractNumId w:val="6"/>
   </w:num>
 </w:numbering>
 </file>
@@ -3373,6 +3890,78 @@
       <w14:ligatures w14:val="none"/>
     </w:rPr>
   </w:style>
+  <w:style w:type="character" w:styleId="ae">
+    <w:name w:val="annotation reference"/>
+    <w:basedOn w:val="a0"/>
+    <w:uiPriority w:val="99"/>
+    <w:semiHidden/>
+    <w:unhideWhenUsed/>
+    <w:rsid w:val="00146D56"/>
+    <w:rPr>
+      <w:sz w:val="16"/>
+      <w:szCs w:val="16"/>
+    </w:rPr>
+  </w:style>
+  <w:style w:type="paragraph" w:styleId="af">
+    <w:name w:val="annotation text"/>
+    <w:basedOn w:val="a"/>
+    <w:link w:val="af0"/>
+    <w:uiPriority w:val="99"/>
+    <w:semiHidden/>
+    <w:unhideWhenUsed/>
+    <w:rsid w:val="00146D56"/>
+    <w:pPr>
+      <w:spacing w:line="240" w:lineRule="auto"/>
+    </w:pPr>
+    <w:rPr>
+      <w:sz w:val="20"/>
+      <w:szCs w:val="20"/>
+    </w:rPr>
+  </w:style>
+  <w:style w:type="character" w:customStyle="1" w:styleId="af0">
+    <w:name w:val="Текст примечания Знак"/>
+    <w:basedOn w:val="a0"/>
+    <w:link w:val="af"/>
+    <w:uiPriority w:val="99"/>
+    <w:semiHidden/>
+    <w:rsid w:val="00146D56"/>
+    <w:rPr>
+      <w:kern w:val="0"/>
+      <w:sz w:val="20"/>
+      <w:szCs w:val="20"/>
+      <w14:ligatures w14:val="none"/>
+    </w:rPr>
+  </w:style>
+  <w:style w:type="paragraph" w:styleId="af1">
+    <w:name w:val="annotation subject"/>
+    <w:basedOn w:val="af"/>
+    <w:next w:val="af"/>
+    <w:link w:val="af2"/>
+    <w:uiPriority w:val="99"/>
+    <w:semiHidden/>
+    <w:unhideWhenUsed/>
+    <w:rsid w:val="00146D56"/>
+    <w:rPr>
+      <w:b/>
+      <w:bCs/>
+    </w:rPr>
+  </w:style>
+  <w:style w:type="character" w:customStyle="1" w:styleId="af2">
+    <w:name w:val="Тема примечания Знак"/>
+    <w:basedOn w:val="af0"/>
+    <w:link w:val="af1"/>
+    <w:uiPriority w:val="99"/>
+    <w:semiHidden/>
+    <w:rsid w:val="00146D56"/>
+    <w:rPr>
+      <w:b/>
+      <w:bCs/>
+      <w:kern w:val="0"/>
+      <w:sz w:val="20"/>
+      <w:szCs w:val="20"/>
+      <w14:ligatures w14:val="none"/>
+    </w:rPr>
+  </w:style>
 </w:styles>
 </file>
 
